--- a/paper/범죄와정책_심사용_익명원고_최종.docx
+++ b/paper/범죄와정책_심사용_익명원고_최종.docx
@@ -489,7 +489,7 @@
           <w:color w:val="000000"/>
           <w:sz w:val="20"/>
         </w:rPr>
-        <w:t>「범죄와 정책」 제2권 제1호의 인접 연구도 AI 시대의 범죄 기회와 대응 틀을 재구성할 필요성을 제기하고(송봉규, 2026), 전자문서 내부 구조에서 개인정보를 찾아 비식별화하는 시스템을 제안하였다(백서진, 최한림, 박윤지, 정보남, 함근희, 2026). 후자의 연구가 PDF·DOCX·XLSX 등 문서 형식별 구조를 분석하여 이미 저장된 개인정보를 탐지·비식별화하는 데 초점을 둔 반면, 본 연구는 생성형 AI 입력에서 동일한 PII가 문자·인코딩·표기 변형을 거칠 때 기존 가드레일의 미차단 위험이 증가하는지 짝비교하고, 후속 계층 이전의 정규화 기반 Layer 0가 갖는 독립 기여와 과잉차단을 함께 감사한다. 따라서 두 연구는 개인정보 노출을 줄인다는 정책 목표를 공유하지만 연구대상, 개입 시점, 비교설계와 성능판정 기준이 다르다.</w:t>
+        <w:t>「범죄와 정책」 제2권 제1호의 인접 연구도 AI시대의 범죄 발생 원인과 대책을 설명하기 위한 범죄학 패러다임 전환의 필요성을 제기하고(송봉규, 2026), 전자문서 내부 구조에서 개인정보를 찾아 비식별화하는 시스템을 제안하였다(백서진, 최한림, 박윤지, 정보남, 함근희, 2026). 후자의 연구가 PDF·DOCX·XLSX 등 문서 형식별 구조를 분석하여 이미 저장된 개인정보를 탐지·비식별화하는 데 초점을 둔 반면, 본 연구는 생성형 AI 입력에서 동일한 PII가 문자·인코딩·표기 변형을 거칠 때 기존 가드레일의 미차단 위험이 증가하는지 짝비교하고, 후속 계층 이전의 정규화 기반 Layer 0가 갖는 독립 기여와 과잉차단을 함께 감사한다. 따라서 두 연구는 개인정보 노출을 줄인다는 정책 목표를 공유하지만 연구대상, 개입 시점, 비교설계와 성능판정 기준이 다르다.</w:t>
       </w:r>
     </w:p>
     <w:p>
@@ -708,7 +708,7 @@
           <w:color w:val="000000"/>
           <w:sz w:val="20"/>
         </w:rPr>
-        <w:t>온라인 환경에서 이 이론을 그대로 이전하는 데에는 한계가 있다. Yar(2005)는 가상공간에서는 물리적 시공간 수렴과 표적의 물리적 관성이 달라진다는 점을 지적하였다. Leukfeldt와 Yar(2016)는 가치·가시성·접근성·보호자의 효과가 사이버범죄 유형에 따라 일관되지 않음을 보였다. Williams(2016)는 온라인 신원도용 연구에서 보호자를 능동적 개인 보호자, 회피적 개인 보호자, 수동적 물리적 보호자 등으로 구분하였다. 국내 연구에서도 보안프로그램이나 감독의 효과는 연구와 피해유형에 따라 다르게 나타났다(이윤호, 김도우, 유영재, 2011; 박기태, 조제성, 2017; 서지혜, 최진선, 박진수, 2020). 최근의 반복피해 연구는 학교·교사의 감독 수준이 낮을수록 온라인 괴롭힘 반복피해 가능성이 높아진다고 보고하였고(노희주, 조윤오, 2025), VIVA 모델을 중심으로 한 국내 이론 연구는 온라인의 유동적 시공간에 맞춘 일상활동이론의 조정 필요성을 제기하였다(블라데미르 T. 콩고, 여승준, 최진혁, 2025).</w:t>
+        <w:t>온라인 환경에서 이 이론을 그대로 이전하는 데에는 한계가 있다. Yar(2005)는 가상공간에서는 물리적 시공간 수렴과 표적의 물리적 관성이 달라진다는 점을 지적하였다. Leukfeldt와 Yar(2016)는 가치·가시성·접근성·보호자의 효과가 사이버범죄 유형에 따라 일관되지 않음을 보였다. Williams(2016)는 온라인 신원도용 연구에서 보호자를 능동적 개인 보호자, 회피적 개인 보호자, 수동적 물리적 보호자 등으로 구분하였다. 국내 연구에서도 일상활동 요인의 효과는 연구와 사이버범죄 피해유형에 따라 다르게 나타났다(이윤호, 김도우, 유영재, 2011; 박기태, 조제성, 2017; 서지혜, 최진선, 박진수, 2020). 최근의 반복피해 연구는 학교·교사의 감독 수준이 낮을수록 온라인 괴롭힘 반복피해 가능성이 높아진다고 보고하였고(노희주, 조윤오, 2025), VIVA 모델을 중심으로 한 국내 이론 연구는 온라인의 유동적 시공간에 맞춘 일상활동이론의 조정 필요성을 제기하였다(블라데미르 T. 콩고, 여승준, 최진혁, 2025).</w:t>
       </w:r>
     </w:p>
     <w:p>
@@ -903,7 +903,7 @@
           <w:color w:val="000000"/>
           <w:sz w:val="20"/>
         </w:rPr>
-        <w:t>「인공지능 발전과 신뢰 기반 조성 등에 관한 기본법」의 법률 제21311호 통합본에는 2026년 7월 21일 시행된 일부 개정 조문이 포함되어 있다. 그러나 본 연구가 인용하는 제31조·제33조·제34조·제35조·제43조의 조문별 시행일은 국가법령정보센터 공식 XML에서 모두 2026년 1월 22일로 확인된다. 제31조는 생성형 AI 등의 고지·표시 의무를, 제33조는 고영향 AI 해당 여부의 사전 검토와 확인 절차를 규정한다. 위험관리, 설명 방안, 이용자 보호, 사람의 관리·감독, 문서 작성·보관 등 고영향 AI 사업자의 책무는 제34조에 있다. 제35조는 기본권 영향평가를 위해 노력하도록 정한다. 제43조의 과태료는 제31조 제1항 고지, 제36조 제1항 국내대리인, 제40조 제3항의 명령 불이행 등 열거된 사유에 적용된다.</w:t>
+        <w:t>「인공지능 발전과 신뢰 기반 조성 등에 관한 기본법」 법률 제21311호의 기본 시행일은 2026년 1월 22일이며, 국가법령정보센터 공식 XML은 제35조 제1항 후단 등 일부 개정 부분의 시행일을 2026년 7월 21일로 별도 표시한다. 본 연구가 인용하는 제31조·제33조·제34조·제35조·제43조의 기본 조문 시행일은 2026년 1월 22일이나, 제35조 제1항 후단의 개정 내용은 2026년 7월 21일부터 적용된다. 제31조는 생성형 AI 등의 고지·표시 의무를, 제33조는 고영향 AI 해당 여부의 사전 검토와 확인 절차를 규정한다. 위험관리, 설명 방안, 이용자 보호, 사람의 관리·감독, 문서 작성·보관 등 고영향 AI 사업자의 책무는 제34조에 있다. 제35조는 기본권 영향평가를 위해 노력하도록 정한다. 제43조의 과태료는 제31조 제1항 고지, 제36조 제1항 국내대리인, 제40조 제3항의 명령 불이행 등 열거된 사유에 적용된다.</w:t>
       </w:r>
     </w:p>
     <w:p>
@@ -8353,7 +8353,7 @@
           <w:color w:val="000000"/>
           <w:sz w:val="20"/>
         </w:rPr>
-        <w:t>가 조문 항을 뜻하는 잘못된 표기임을 확인하였다. 정확한 인용은 제71조 제4호다. 인공지능기본법 제33조를 위험관리 의무로 설명한 부분도 제34조로 수정해야 한다. 법률 제21311호의 일부 개정 조문은 2026년 7월 21일 시행되지만, 본문이 인용한 제31조·제33조·제34조·제35조·제43조의 조문별 시행일은 모두 2026년 1월 22일이다. “제재 최소 1년 유예”는 근거를 확인하지 못했다.</w:t>
+        <w:t>가 조문 항을 뜻하는 잘못된 표기임을 확인하였다. 정확한 인용은 제71조 제4호다. 인공지능기본법 제33조를 위험관리 의무로 설명한 부분도 제34조로 수정해야 한다. 법률 제21311호의 기본 시행일과 본문 인용 조문의 기본 시행일은 2026년 1월 22일이지만, 공식 XML이 별도 표시하는 제35조 제1항 후단의 개정 내용은 2026년 7월 21일부터 적용된다. “제재 최소 1년 유예”는 근거를 확인하지 못했다.</w:t>
       </w:r>
     </w:p>
     <w:p>
@@ -9951,7 +9951,7 @@
           <w:color w:val="000000"/>
           <w:sz w:val="20"/>
         </w:rPr>
-        <w:t>, 19(1), 63–94.</w:t>
+        <w:t>, 19(1), 63–94. https://doi.org/10.46626/affc.2025.19.1.3</w:t>
       </w:r>
     </w:p>
     <w:p>
@@ -10246,7 +10246,23 @@
           <w:color w:val="000000"/>
           <w:sz w:val="20"/>
         </w:rPr>
-        <w:t>인공지능 발전과 신뢰 기반 조성 등에 관한 기본법. 법률 제21311호, 2026. 1. 20. 일부개정. 본문 인용 조문 제31조·제33조·제34조·제35조·제43조 시행일 2026. 1. 22.; 일부 개정 조문 시행일 2026. 7. 21.</w:t>
+        <w:t>인공지능 발전과 신뢰 기반 조성 등에 관한 기본법. 법률 제21311호, 2026. 1. 20. 일부개정. 기본 시행일 및 본문 인용 조문의 기본 시행일 2026. 1. 22.; 제35조 제1항 후단 등 일부 개정 부분 시행일 2026. 7. 21.</w:t>
+      </w:r>
+    </w:p>
+    <w:p>
+      <w:pPr>
+        <w:pStyle w:val="Heading2"/>
+        <w:keepNext/>
+        <w:keepLines/>
+      </w:pPr>
+      <w:r>
+        <w:rPr>
+          <w:rFonts w:ascii="HY견고딕" w:hAnsi="HY견고딕" w:eastAsia="HY견고딕"/>
+          <w:b/>
+          <w:color w:val="000000"/>
+          <w:sz w:val="24"/>
+        </w:rPr>
+        <w:t>3. 국외문헌·공식자료</w:t>
       </w:r>
     </w:p>
     <w:p>
@@ -10262,88 +10278,7 @@
           <w:color w:val="000000"/>
           <w:sz w:val="20"/>
         </w:rPr>
-        <w:t>한국범죄학회. 「범죄와 정책」 소개. https://ksoc.re.kr/%EB%B2%94%EC%A3%84%EC%99%80-%EC%A0%95%EC%B1%85-%EC%86%8C%EA%B0%9C (접근일: 2026. 7. 30).</w:t>
-      </w:r>
-    </w:p>
-    <w:p>
-      <w:pPr>
-        <w:widowControl/>
-        <w:spacing w:before="0" w:after="60" w:line="331" w:lineRule="auto"/>
-        <w:ind w:left="397" w:hanging="397"/>
-        <w:jc w:val="left"/>
-      </w:pPr>
-      <w:r>
-        <w:rPr>
-          <w:rFonts w:ascii="HY신명조" w:hAnsi="HY신명조" w:eastAsia="HY신명조"/>
-          <w:color w:val="000000"/>
-          <w:sz w:val="20"/>
-        </w:rPr>
-        <w:t>한국범죄학회. 「범죄와 정책」 편집규정. https://ksoc.re.kr/%ED%8E%B8%EC%A7%91%EA%B7%9C%EC%A0%95 (접근일: 2026. 7. 30).</w:t>
-      </w:r>
-    </w:p>
-    <w:p>
-      <w:pPr>
-        <w:widowControl/>
-        <w:spacing w:before="0" w:after="60" w:line="331" w:lineRule="auto"/>
-        <w:ind w:left="397" w:hanging="397"/>
-        <w:jc w:val="left"/>
-      </w:pPr>
-      <w:r>
-        <w:rPr>
-          <w:rFonts w:ascii="HY신명조" w:hAnsi="HY신명조" w:eastAsia="HY신명조"/>
-          <w:color w:val="000000"/>
-          <w:sz w:val="20"/>
-        </w:rPr>
-        <w:t xml:space="preserve">한국범죄학회. </w:t>
-      </w:r>
-      <w:r>
-        <w:rPr>
-          <w:rFonts w:ascii="HY신명조" w:hAnsi="HY신명조" w:eastAsia="HY신명조"/>
-          <w:i/>
-          <w:color w:val="000000"/>
-          <w:sz w:val="20"/>
-        </w:rPr>
-        <w:t>범죄와 정책</w:t>
-      </w:r>
-      <w:r>
-        <w:rPr>
-          <w:rFonts w:ascii="HY신명조" w:hAnsi="HY신명조" w:eastAsia="HY신명조"/>
-          <w:color w:val="000000"/>
-          <w:sz w:val="20"/>
-        </w:rPr>
-        <w:t>, 2(1). https://ksoc.re.kr/forum/view/351790 (접근일: 2026. 7. 30).</w:t>
-      </w:r>
-    </w:p>
-    <w:p>
-      <w:pPr>
-        <w:pStyle w:val="Heading2"/>
-        <w:keepNext/>
-        <w:keepLines/>
-      </w:pPr>
-      <w:r>
-        <w:rPr>
-          <w:rFonts w:ascii="HY견고딕" w:hAnsi="HY견고딕" w:eastAsia="HY견고딕"/>
-          <w:b/>
-          <w:color w:val="000000"/>
-          <w:sz w:val="24"/>
-        </w:rPr>
-        <w:t>3. 국외문헌·공식자료</w:t>
-      </w:r>
-    </w:p>
-    <w:p>
-      <w:pPr>
-        <w:widowControl/>
-        <w:spacing w:before="0" w:after="60" w:line="331" w:lineRule="auto"/>
-        <w:ind w:left="397" w:hanging="397"/>
-        <w:jc w:val="left"/>
-      </w:pPr>
-      <w:r>
-        <w:rPr>
-          <w:rFonts w:ascii="HY신명조" w:hAnsi="HY신명조" w:eastAsia="HY신명조"/>
-          <w:color w:val="000000"/>
-          <w:sz w:val="20"/>
-        </w:rPr>
-        <w:t xml:space="preserve">Clarke, R. V. (1980). “Situational” Crime Prevention: Theory and Practice. </w:t>
+        <w:t xml:space="preserve">Clarke, R. V. G. (1980). “Situational” Crime Prevention: Theory and Practice. </w:t>
       </w:r>
       <w:r>
         <w:rPr>

--- a/paper/범죄와정책_심사용_익명원고_최종.docx
+++ b/paper/범죄와정책_심사용_익명원고_최종.docx
@@ -29,7 +29,7 @@
           <w:color w:val="000000"/>
           <w:sz w:val="23"/>
         </w:rPr>
-        <w:t>변이 후 정답 복원과 동일 원천값 짝비교에 기초한 가드레일 감사</w:t>
+        <w:t>변이 입력에 대한 다계층 방어 성능과 Layer 0의 추가효과</w:t>
       </w:r>
     </w:p>
     <w:p>
@@ -44,7 +44,21 @@
           <w:color w:val="000000"/>
           <w:sz w:val="20"/>
         </w:rPr>
-        <w:t>Korean Personally Identifiable Information Leakage Risks in Generative AI and the Need for a Normalization-Based Layer 0: A Post-Mutation Gold Reconstruction and Matched Guardrail Audit</w:t>
+        <w:t>Korean Personally Identifiable Information Leakage Risks in Generative AI and the Need for a Normalization-Based Layer 0: Multi-Layer Defense Performance Against Mutated Inputs</w:t>
+      </w:r>
+    </w:p>
+    <w:p>
+      <w:pPr>
+        <w:spacing w:after="40"/>
+        <w:jc w:val="right"/>
+      </w:pPr>
+      <w:r>
+        <w:rPr>
+          <w:rFonts w:ascii="HY신명조" w:hAnsi="HY신명조" w:eastAsia="HY신명조"/>
+          <w:color w:val="5A5A5A"/>
+          <w:sz w:val="17"/>
+        </w:rPr>
+        <w:t>재현자료 공개계획: 심사 과정에는 익명화하고, 게재 확정 후 코드·평가자료·실행환경과 버전 식별정보를 공개한다.</w:t>
       </w:r>
     </w:p>
     <w:p>
@@ -76,7 +90,7 @@
           <w:color w:val="000000"/>
           <w:sz w:val="20"/>
         </w:rPr>
-        <w:t>생성형 인공지능 서비스의 한국어 개인식별정보(PII)는 문자·인코딩·표기 변형으로 기존 가드레일을 우회할 수 있다. 본 연구는 관련 4개 저장소와 110개 원격 참조, 10,000건의 합성 페이로드 및 네 방어구성의 저장 결과를 감사하였다. 변이 후 보호대상을 9,964건(99.64%)에서 복원한 결과 기존 3계층의 미차단은 2,060건(20.67%), Layer 0 추가 구성은 706건(7.09%)이었다. 동일 원천값의 한국어 2,305쌍에서 기존 계층의 미차단율은 원형 24.47%에서 변이 32.28%로 증가했고, 원천 그룹 동일가중 위험차는 6.86%p(95% 군집 부트스트랩 4.06~9.69)였다. 증가는 보호대상 값이 변한 쌍에 집중되었고, 표면형을 보존한 문맥 변형에서는 증가가 입증되지 않았다. Layer 0는 기존 계층이 놓친 1,354건을 추가 차단하였다. 한편 공식 법령 1,519개 중 29개와 의료·금융·지원·개발 문서 693개 중 48개가 과잉차단 후보로 탐지되어 문맥 한계도 확인되었다. 따라서 Layer 0는 변형 PII를 후속 계층 이전에 정규화·차단하는 필수 입력 통제이지만 충분조건은 아니다. 정책 활용에는 변이 후 정답, 단일 평가기, 사람 이중검토, 설정·버전 공개와 운영 유사 자료의 외부검증이 필요하며, 결과를 범죄율이나 법적 준수율로 일반화해서는 안 된다.</w:t>
+        <w:t>생성형 인공지능 서비스의 한국어 개인식별정보(PII)는 문자·인코딩·표기 변형으로 기존 가드레일을 우회할 수 있다. 본 연구는 정규화 기반 Layer 0와 패턴 탐지, 상용 가드레일 및 LLM 판별기를 결합한 다계층 방어체계를 구현하고, 10,000건의 합성 페이로드에서 네 방어구성의 성능을 비교하였다. 변이 후 보호대상을 9,964건(99.64%)에서 복원한 결과 기존 3계층의 미차단은 2,060건(20.67%), Layer 0 추가 구성은 706건(7.09%)이었다. 동일 원천값의 한국어 2,305쌍에서 기존 계층의 미차단율은 원형 24.47%에서 변이 32.28%로 증가했고, 원천 그룹 동일가중 위험차는 6.86%p(95% 군집 부트스트랩 4.06~9.69)였다. 증가는 보호대상 값이 변한 쌍에 집중되었고, 표면형을 보존한 문맥 변형에서는 증가가 입증되지 않았다. Layer 0는 기존 계층이 놓친 1,354건을 추가 차단하였다. 한편 공식 법령 1,519개 중 29개와 의료·금융·지원·개발 문서 693개 중 48개가 과잉차단 후보로 탐지되어 문맥 한계도 확인되었다. 따라서 Layer 0는 변형 PII를 후속 계층 이전에 정규화·차단하는 필수 입력 통제이지만 충분조건은 아니다. 정책 활용에는 변이 후 정답, 단일 평가기, 사람 이중검토, 설정·버전 공개와 운영 유사 자료의 외부검증이 필요하며, 결과를 범죄율이나 법적 준수율로 일반화해서는 안 된다.</w:t>
       </w:r>
     </w:p>
     <w:p>
@@ -137,8 +151,8 @@
         </w:tblBorders>
       </w:tblPr>
       <w:tblGrid>
-        <w:gridCol w:w="5111"/>
-        <w:gridCol w:w="4859"/>
+        <w:gridCol w:w="4286"/>
+        <w:gridCol w:w="5684"/>
       </w:tblGrid>
       <w:tr>
         <w:trPr>
@@ -147,7 +161,7 @@
         </w:trPr>
         <w:tc>
           <w:tcPr>
-            <w:tcW w:type="dxa" w:w="5111"/>
+            <w:tcW w:type="dxa" w:w="4286"/>
             <w:vAlign w:val="center"/>
             <w:shd w:fill="E7E7E7"/>
             <w:tcMar>
@@ -175,7 +189,7 @@
         </w:tc>
         <w:tc>
           <w:tcPr>
-            <w:tcW w:type="dxa" w:w="4859"/>
+            <w:tcW w:type="dxa" w:w="5684"/>
             <w:vAlign w:val="center"/>
             <w:shd w:fill="E7E7E7"/>
             <w:tcMar>
@@ -197,7 +211,7 @@
                 <w:color w:val="000000"/>
                 <w:sz w:val="16"/>
               </w:rPr>
-              <w:t>Ⅴ. 논의</w:t>
+              <w:t>Ⅱ. 이론적·법적 배경</w:t>
             </w:r>
           </w:p>
         </w:tc>
@@ -208,7 +222,7 @@
         </w:trPr>
         <w:tc>
           <w:tcPr>
-            <w:tcW w:type="dxa" w:w="5111"/>
+            <w:tcW w:type="dxa" w:w="4286"/>
             <w:vAlign w:val="center"/>
             <w:tcMar>
               <w:top w:w="70" w:type="dxa"/>
@@ -228,13 +242,70 @@
                 <w:color w:val="000000"/>
                 <w:sz w:val="16"/>
               </w:rPr>
-              <w:t>Ⅱ. 이론적·법적 배경</w:t>
+              <w:t>Ⅲ. 연구방법</w:t>
             </w:r>
           </w:p>
         </w:tc>
         <w:tc>
           <w:tcPr>
-            <w:tcW w:type="dxa" w:w="4859"/>
+            <w:tcW w:type="dxa" w:w="5684"/>
+            <w:vAlign w:val="center"/>
+            <w:tcMar>
+              <w:top w:w="70" w:type="dxa"/>
+              <w:start w:w="100" w:type="dxa"/>
+              <w:bottom w:w="70" w:type="dxa"/>
+              <w:end w:w="100" w:type="dxa"/>
+            </w:tcMar>
+          </w:tcPr>
+          <w:p>
+            <w:pPr>
+              <w:spacing w:after="0" w:line="252" w:lineRule="auto"/>
+              <w:jc w:val="center"/>
+            </w:pPr>
+            <w:r>
+              <w:rPr>
+                <w:rFonts w:ascii="HY신명조" w:hAnsi="HY신명조" w:eastAsia="HY신명조"/>
+                <w:color w:val="000000"/>
+                <w:sz w:val="16"/>
+              </w:rPr>
+              <w:t>Ⅳ. 분석결과</w:t>
+            </w:r>
+          </w:p>
+        </w:tc>
+      </w:tr>
+      <w:tr>
+        <w:trPr>
+          <w:cantSplit/>
+        </w:trPr>
+        <w:tc>
+          <w:tcPr>
+            <w:tcW w:type="dxa" w:w="4286"/>
+            <w:vAlign w:val="center"/>
+            <w:tcMar>
+              <w:top w:w="70" w:type="dxa"/>
+              <w:start w:w="100" w:type="dxa"/>
+              <w:bottom w:w="70" w:type="dxa"/>
+              <w:end w:w="100" w:type="dxa"/>
+            </w:tcMar>
+          </w:tcPr>
+          <w:p>
+            <w:pPr>
+              <w:spacing w:after="0" w:line="252" w:lineRule="auto"/>
+              <w:jc w:val="left"/>
+            </w:pPr>
+            <w:r>
+              <w:rPr>
+                <w:rFonts w:ascii="HY신명조" w:hAnsi="HY신명조" w:eastAsia="HY신명조"/>
+                <w:color w:val="000000"/>
+                <w:sz w:val="16"/>
+              </w:rPr>
+              <w:t>Ⅴ. 논의</w:t>
+            </w:r>
+          </w:p>
+        </w:tc>
+        <w:tc>
+          <w:tcPr>
+            <w:tcW w:type="dxa" w:w="5684"/>
             <w:vAlign w:val="center"/>
             <w:tcMar>
               <w:top w:w="70" w:type="dxa"/>
@@ -265,7 +336,7 @@
         </w:trPr>
         <w:tc>
           <w:tcPr>
-            <w:tcW w:type="dxa" w:w="5111"/>
+            <w:tcW w:type="dxa" w:w="4286"/>
             <w:vAlign w:val="center"/>
             <w:tcMar>
               <w:top w:w="70" w:type="dxa"/>
@@ -285,70 +356,13 @@
                 <w:color w:val="000000"/>
                 <w:sz w:val="16"/>
               </w:rPr>
-              <w:t>Ⅲ. 연구방법</w:t>
+              <w:t>Ⅶ. 한계</w:t>
             </w:r>
           </w:p>
         </w:tc>
         <w:tc>
           <w:tcPr>
-            <w:tcW w:type="dxa" w:w="4859"/>
-            <w:vAlign w:val="center"/>
-            <w:tcMar>
-              <w:top w:w="70" w:type="dxa"/>
-              <w:start w:w="100" w:type="dxa"/>
-              <w:bottom w:w="70" w:type="dxa"/>
-              <w:end w:w="100" w:type="dxa"/>
-            </w:tcMar>
-          </w:tcPr>
-          <w:p>
-            <w:pPr>
-              <w:spacing w:after="0" w:line="252" w:lineRule="auto"/>
-              <w:jc w:val="center"/>
-            </w:pPr>
-            <w:r>
-              <w:rPr>
-                <w:rFonts w:ascii="HY신명조" w:hAnsi="HY신명조" w:eastAsia="HY신명조"/>
-                <w:color w:val="000000"/>
-                <w:sz w:val="16"/>
-              </w:rPr>
-              <w:t>Ⅶ. 한계</w:t>
-            </w:r>
-          </w:p>
-        </w:tc>
-      </w:tr>
-      <w:tr>
-        <w:trPr>
-          <w:cantSplit/>
-        </w:trPr>
-        <w:tc>
-          <w:tcPr>
-            <w:tcW w:type="dxa" w:w="5111"/>
-            <w:vAlign w:val="center"/>
-            <w:tcMar>
-              <w:top w:w="70" w:type="dxa"/>
-              <w:start w:w="100" w:type="dxa"/>
-              <w:bottom w:w="70" w:type="dxa"/>
-              <w:end w:w="100" w:type="dxa"/>
-            </w:tcMar>
-          </w:tcPr>
-          <w:p>
-            <w:pPr>
-              <w:spacing w:after="0" w:line="252" w:lineRule="auto"/>
-              <w:jc w:val="left"/>
-            </w:pPr>
-            <w:r>
-              <w:rPr>
-                <w:rFonts w:ascii="HY신명조" w:hAnsi="HY신명조" w:eastAsia="HY신명조"/>
-                <w:color w:val="000000"/>
-                <w:sz w:val="16"/>
-              </w:rPr>
-              <w:t>Ⅳ. 분석결과</w:t>
-            </w:r>
-          </w:p>
-        </w:tc>
-        <w:tc>
-          <w:tcPr>
-            <w:tcW w:type="dxa" w:w="4859"/>
+            <w:tcW w:type="dxa" w:w="5684"/>
             <w:vAlign w:val="center"/>
             <w:tcMar>
               <w:top w:w="70" w:type="dxa"/>
@@ -457,7 +471,7 @@
           <w:color w:val="000000"/>
           <w:sz w:val="20"/>
         </w:rPr>
-        <w:t>본 연구가 감사한 프로젝트는 정규화 기반 Layer 0, Microsoft Presidio, Amazon Bedrock Guardrails, Lakera, GPT-4o-mini 기반 판별기를 결합하고 10,000건의 합성 페이로드를 대상으로 네 가지 구성을 비교하였다. 저장된 문서는 Layer 0가 LLM 판별기보다 높은 탐지율과 낮은 지연·비용을 보였다고 주장하였다. 그러나 재검증 과정에서 변이 후 정답 추적, 평가 함수의 통일, 데이터 생성 경로, 체크섬, 비용 귀속 및 제품 지원 언어에 중대한 불일치가 확인되었다.</w:t>
+        <w:t>본 연구는 정규화 기반 Layer 0, Microsoft Presidio, Amazon Bedrock Guardrails, Lakera와 GPT-4o-mini 기반 판별기를 결합한 한국어 PII 다계층 방어 프로젝트를 설계하고 성능을 평가한다. 네 방어구성은 기존 패턴·상용 탐지 계층, LLM 판별기 추가 구성, Layer 0 추가 구성, Layer 0와 LLM 판별기를 모두 포함한 구성으로 이루어진다. 초기 실험은 Layer 0의 탐지율·지연·비용상 이점을 제시했으나, 변이된 PII의 잔존 여부를 정확히 측정하려면 변이 후 정답 복원과 평가기 통일이 필요했다. 이에 본 연구는 프로젝트의 핵심 설계를 유지하면서 평가절차를 보완하여 Layer 0의 추가효과와 한계를 다시 측정한다.</w:t>
       </w:r>
     </w:p>
     <w:p>
@@ -489,7 +503,7 @@
           <w:color w:val="000000"/>
           <w:sz w:val="20"/>
         </w:rPr>
-        <w:t>「범죄와 정책」 제2권 제1호의 인접 연구도 AI시대의 범죄 발생 원인과 대책을 설명하기 위한 범죄학 패러다임 전환의 필요성을 제기하고(송봉규, 2026), 전자문서 내부 구조에서 개인정보를 찾아 비식별화하는 시스템을 제안하였다(백서진, 최한림, 박윤지, 정보남, 함근희, 2026). 후자의 연구가 PDF·DOCX·XLSX 등 문서 형식별 구조를 분석하여 이미 저장된 개인정보를 탐지·비식별화하는 데 초점을 둔 반면, 본 연구는 생성형 AI 입력에서 동일한 PII가 문자·인코딩·표기 변형을 거칠 때 기존 가드레일의 미차단 위험이 증가하는지 짝비교하고, 후속 계층 이전의 정규화 기반 Layer 0가 갖는 독립 기여와 과잉차단을 함께 감사한다. 따라서 두 연구는 개인정보 노출을 줄인다는 정책 목표를 공유하지만 연구대상, 개입 시점, 비교설계와 성능판정 기준이 다르다.</w:t>
+        <w:t>최근 연구는 AI시대의 범죄 발생 원인과 대책을 설명하기 위한 범죄학 패러다임 전환의 필요성을 제기하고(송봉규, 2026), PDF·DOCX·XLSX 등 전자문서 구조에서 개인정보를 탐지·비식별화하는 시스템을 제안하였다(백서진, 최한림, 박윤지, 정보남, 함근희, 2026). 후자의 연구가 이미 저장된 문서 내부의 개인정보를 대상으로 한다면, 본 연구는 생성형 AI의 입력 단계에서 PII의 문자·인코딩·표기 변형을 정규화하고 후속 가드레일보다 먼저 차단하는 Layer 0의 효과를 비교한다. 개인정보 노출을 줄인다는 정책 목표는 같지만 연구대상, 개입 시점과 성능평가 방식은 다르다.</w:t>
       </w:r>
     </w:p>
     <w:p>
@@ -628,7 +642,7 @@
           <w:color w:val="000000"/>
           <w:sz w:val="20"/>
         </w:rPr>
-        <w:t>본 연구는 실제 서비스 이용자의 피해자화, 공격자의 동기, 실제 범죄 발생률을 측정하지 않는다. 실제 개인정보가 아닌 합성 페이로드와 저장된 시스템 출력, 코드 및 문서를 대상으로 하는 연구 산출물 감사다. 여기서 “유출 가능성”은 평가 대상 PII가 차단·마스킹되지 않은 채 가드레일 계층을 통과한 상태를 뜻하며, 실제 외부 전송이나 피해 발생을 뜻하지 않는다.</w:t>
+        <w:t>본 연구는 실제 서비스 이용자의 피해자화, 공격자의 동기, 실제 범죄 발생률을 측정하지 않는다. 실제 개인정보가 아닌 합성 페이로드를 다계층 방어체계에 입력하여 PII의 차단·마스킹 여부를 측정하는 시스템 성능평가 연구다. 여기서 “유출 가능성”은 평가 대상 PII가 차단·마스킹되지 않은 채 가드레일 계층을 통과한 상태를 뜻하며, 실제 외부 전송이나 피해 발생을 뜻하지 않는다.</w:t>
       </w:r>
     </w:p>
     <w:p>
@@ -644,7 +658,7 @@
           <w:color w:val="000000"/>
           <w:sz w:val="20"/>
         </w:rPr>
-        <w:t>연구의 기여는 네 가지다. 첫째, 기존 평가기가 놓친 변이 후 보호대상 문자열을 9,964건에서 복원하는 감사용 평가기를 구현하였다. 둘째, 동일 PII 유형·원천값의 원형과 변이 사례 3,461쌍을 구성하고, 한국어·보호대상 변경 여부를 구분하여 변이 위험을 재추정하였다. 셋째, 기존 계층이 놓쳤으나 Layer 0 추가 구성이 차단한 1,354건과 그중 Layer 0의 직접 차단 1,353건을 확인하고, 합성 정상문 10,000건·공식 법령 1,519개·네 서비스 도메인 공식 문서 693개에서 과잉차단을 함께 측정하였다. 넷째, 법적 범주, 범죄학적 보호자 개념, 제품 지원 문서와 실험 설정을 분리하고 정책 연구를 위한 최소 보고·재현 기준을 제안하였다.</w:t>
+        <w:t>연구의 기여는 네 가지다. 첫째, 한국어 PII의 자모·숫자·구분자·인코딩 변형을 입력단에서 정규화하고 차단하는 Layer 0를 다계층 방어체계에 통합하였다. 둘째, 변이 후 보호대상 문자열을 9,964건에서 복원하고 동일 PII 유형·원천값의 원형과 변이 사례 3,461쌍을 구성하여 변이 위험을 비교하였다. 셋째, 기존 계층이 놓쳤으나 Layer 0 추가 구성이 차단한 1,354건과 그중 Layer 0의 직접 차단 1,353건을 확인하고, 합성 정상문 10,000건·공식 법령 1,519개·네 서비스 도메인 공식 문서 693개에서 과잉차단을 함께 측정하였다. 넷째, 탐지 성능과 법적 준수·범죄 발생을 구분하고 실제 정책 연구에 필요한 최소 보고·재현 기준을 제안하였다.</w:t>
       </w:r>
     </w:p>
     <w:p>
@@ -951,7 +965,7 @@
           <w:color w:val="000000"/>
           <w:sz w:val="20"/>
         </w:rPr>
-        <w:t>Amazon Bedrock Guardrails의 공식 문서는 sensitive information filter에서 한국어를 “Optimized and supported”로 명시한다. 그러므로 Bedrock이 한국어 PII를 지원하지 않는다거나 영어에만 튜닝되어 있다는 일반화는 현재 공식 문서와 맞지 않는다. 특정 실험에서 낮은 성능이 관측되었다면 그 결과는 평가일, AWS region, guardrail ID와 version, safeguard tier, 활성 policy와 entity, 요청·응답 적용 위치에 귀속해야 한다.</w:t>
+        <w:t>Amazon Bedrock Guardrails의 공식 문서는 민감정보 필터에서 한국어를 “Optimized and supported”로 명시한다. 그러므로 Bedrock이 한국어 PII를 지원하지 않는다거나 영어에만 튜닝되어 있다는 일반화는 현재 공식 문서와 맞지 않는다. 특정 실험에서 낮은 성능이 관측되었다면 그 결과는 평가일, AWS 서비스 지역, 가드레일 식별자와 버전, 서비스 등급, 활성화한 정책·정보유형, 요청·응답 적용 위치에 귀속해야 한다.</w:t>
       </w:r>
     </w:p>
     <w:p>
@@ -999,7 +1013,7 @@
           <w:color w:val="000000"/>
           <w:sz w:val="24"/>
         </w:rPr>
-        <w:t>1. 감사 대상과 기준</w:t>
+        <w:t>1. 연구설계와 분석자료</w:t>
       </w:r>
     </w:p>
     <w:p>
@@ -1015,487 +1029,7 @@
           <w:color w:val="000000"/>
           <w:sz w:val="20"/>
         </w:rPr>
-        <w:t>본 연구는 네 저장소와 로컬 검증 복제본을 검토하였다. 익명 심사를 위해 저장소 명칭과 공개 링크는 게재 확정 후 제시한다.</w:t>
-      </w:r>
-    </w:p>
-    <w:p>
-      <w:pPr>
-        <w:spacing w:before="100" w:after="60"/>
-        <w:jc w:val="center"/>
-      </w:pPr>
-      <w:r>
-        <w:rPr>
-          <w:rFonts w:ascii="HY견고딕" w:hAnsi="HY견고딕" w:eastAsia="HY견고딕"/>
-          <w:b/>
-          <w:color w:val="000000"/>
-          <w:sz w:val="20"/>
-        </w:rPr>
-        <w:t>&lt;표 1&gt; 저장소별 감사 기준과 역할</w:t>
-      </w:r>
-    </w:p>
-    <w:tbl>
-      <w:tblPr>
-        <w:tblStyle w:val="TableGrid"/>
-        <w:tblW w:type="dxa" w:w="9970"/>
-        <w:jc w:val="left"/>
-        <w:tblLayout w:type="fixed"/>
-        <w:tblLook w:firstColumn="1" w:firstRow="1" w:lastColumn="0" w:lastRow="0" w:noHBand="0" w:noVBand="1" w:val="04A0"/>
-        <w:tblInd w:w="120" w:type="dxa"/>
-        <w:tblBorders>
-          <w:top w:val="single" w:sz="8" w:space="0" w:color="000000"/>
-          <w:left w:val="nil" w:sz="0" w:space="0" w:color="000000"/>
-          <w:bottom w:val="single" w:sz="8" w:space="0" w:color="000000"/>
-          <w:right w:val="nil" w:sz="0" w:space="0" w:color="000000"/>
-          <w:insideH w:val="single" w:sz="4" w:space="0" w:color="000000"/>
-          <w:insideV w:val="nil" w:sz="0" w:space="0" w:color="000000"/>
-        </w:tblBorders>
-      </w:tblPr>
-      <w:tblGrid>
-        <w:gridCol w:w="2489"/>
-        <w:gridCol w:w="2750"/>
-        <w:gridCol w:w="4731"/>
-      </w:tblGrid>
-      <w:tr>
-        <w:trPr>
-          <w:tblHeader w:val="true"/>
-          <w:cantSplit/>
-        </w:trPr>
-        <w:tc>
-          <w:tcPr>
-            <w:tcW w:type="dxa" w:w="2489"/>
-            <w:vAlign w:val="center"/>
-            <w:shd w:fill="E7E7E7"/>
-            <w:tcMar>
-              <w:top w:w="70" w:type="dxa"/>
-              <w:start w:w="100" w:type="dxa"/>
-              <w:bottom w:w="70" w:type="dxa"/>
-              <w:end w:w="100" w:type="dxa"/>
-            </w:tcMar>
-          </w:tcPr>
-          <w:p>
-            <w:pPr>
-              <w:spacing w:after="0" w:line="252" w:lineRule="auto"/>
-              <w:jc w:val="center"/>
-            </w:pPr>
-            <w:r>
-              <w:rPr>
-                <w:rFonts w:ascii="HY견고딕" w:hAnsi="HY견고딕" w:eastAsia="HY견고딕"/>
-                <w:b/>
-                <w:color w:val="000000"/>
-                <w:sz w:val="16"/>
-              </w:rPr>
-              <w:t>저장소</w:t>
-            </w:r>
-          </w:p>
-        </w:tc>
-        <w:tc>
-          <w:tcPr>
-            <w:tcW w:type="dxa" w:w="2750"/>
-            <w:vAlign w:val="center"/>
-            <w:shd w:fill="E7E7E7"/>
-            <w:tcMar>
-              <w:top w:w="70" w:type="dxa"/>
-              <w:start w:w="100" w:type="dxa"/>
-              <w:bottom w:w="70" w:type="dxa"/>
-              <w:end w:w="100" w:type="dxa"/>
-            </w:tcMar>
-          </w:tcPr>
-          <w:p>
-            <w:pPr>
-              <w:spacing w:after="0" w:line="252" w:lineRule="auto"/>
-              <w:jc w:val="center"/>
-            </w:pPr>
-            <w:r>
-              <w:rPr>
-                <w:rFonts w:ascii="HY견고딕" w:hAnsi="HY견고딕" w:eastAsia="HY견고딕"/>
-                <w:b/>
-                <w:color w:val="000000"/>
-                <w:sz w:val="16"/>
-              </w:rPr>
-              <w:t>검증 기준</w:t>
-            </w:r>
-          </w:p>
-        </w:tc>
-        <w:tc>
-          <w:tcPr>
-            <w:tcW w:type="dxa" w:w="4731"/>
-            <w:vAlign w:val="center"/>
-            <w:shd w:fill="E7E7E7"/>
-            <w:tcMar>
-              <w:top w:w="70" w:type="dxa"/>
-              <w:start w:w="100" w:type="dxa"/>
-              <w:bottom w:w="70" w:type="dxa"/>
-              <w:end w:w="100" w:type="dxa"/>
-            </w:tcMar>
-          </w:tcPr>
-          <w:p>
-            <w:pPr>
-              <w:spacing w:after="0" w:line="252" w:lineRule="auto"/>
-              <w:jc w:val="center"/>
-            </w:pPr>
-            <w:r>
-              <w:rPr>
-                <w:rFonts w:ascii="HY견고딕" w:hAnsi="HY견고딕" w:eastAsia="HY견고딕"/>
-                <w:b/>
-                <w:color w:val="000000"/>
-                <w:sz w:val="16"/>
-              </w:rPr>
-              <w:t>역할</w:t>
-            </w:r>
-          </w:p>
-        </w:tc>
-      </w:tr>
-      <w:tr>
-        <w:trPr>
-          <w:cantSplit/>
-        </w:trPr>
-        <w:tc>
-          <w:tcPr>
-            <w:tcW w:type="dxa" w:w="2489"/>
-            <w:vAlign w:val="center"/>
-            <w:tcMar>
-              <w:top w:w="70" w:type="dxa"/>
-              <w:start w:w="100" w:type="dxa"/>
-              <w:bottom w:w="70" w:type="dxa"/>
-              <w:end w:w="100" w:type="dxa"/>
-            </w:tcMar>
-          </w:tcPr>
-          <w:p>
-            <w:pPr>
-              <w:spacing w:after="0" w:line="252" w:lineRule="auto"/>
-              <w:jc w:val="left"/>
-            </w:pPr>
-            <w:r>
-              <w:rPr>
-                <w:rFonts w:ascii="HY신명조" w:hAnsi="HY신명조" w:eastAsia="HY신명조"/>
-                <w:color w:val="000000"/>
-                <w:sz w:val="16"/>
-              </w:rPr>
-              <w:t>저장소 A</w:t>
-            </w:r>
-          </w:p>
-        </w:tc>
-        <w:tc>
-          <w:tcPr>
-            <w:tcW w:type="dxa" w:w="2750"/>
-            <w:vAlign w:val="center"/>
-            <w:tcMar>
-              <w:top w:w="70" w:type="dxa"/>
-              <w:start w:w="100" w:type="dxa"/>
-              <w:bottom w:w="70" w:type="dxa"/>
-              <w:end w:w="100" w:type="dxa"/>
-            </w:tcMar>
-          </w:tcPr>
-          <w:p>
-            <w:pPr>
-              <w:spacing w:after="0" w:line="252" w:lineRule="auto"/>
-              <w:jc w:val="center"/>
-            </w:pPr>
-            <w:r>
-              <w:rPr>
-                <w:rFonts w:ascii="HY신명조" w:hAnsi="HY신명조" w:eastAsia="HY신명조"/>
-                <w:color w:val="000000"/>
-                <w:sz w:val="16"/>
-              </w:rPr>
-              <w:t>익명 검증본</w:t>
-            </w:r>
-          </w:p>
-        </w:tc>
-        <w:tc>
-          <w:tcPr>
-            <w:tcW w:type="dxa" w:w="4731"/>
-            <w:vAlign w:val="center"/>
-            <w:tcMar>
-              <w:top w:w="70" w:type="dxa"/>
-              <w:start w:w="100" w:type="dxa"/>
-              <w:bottom w:w="70" w:type="dxa"/>
-              <w:end w:w="100" w:type="dxa"/>
-            </w:tcMar>
-          </w:tcPr>
-          <w:p>
-            <w:pPr>
-              <w:spacing w:after="0" w:line="252" w:lineRule="auto"/>
-              <w:jc w:val="center"/>
-            </w:pPr>
-            <w:r>
-              <w:rPr>
-                <w:rFonts w:ascii="HY신명조" w:hAnsi="HY신명조" w:eastAsia="HY신명조"/>
-                <w:color w:val="000000"/>
-                <w:sz w:val="16"/>
-              </w:rPr>
-              <w:t>코드·10,000건 데이터·저장 실험 결과</w:t>
-            </w:r>
-          </w:p>
-        </w:tc>
-      </w:tr>
-      <w:tr>
-        <w:trPr>
-          <w:cantSplit/>
-        </w:trPr>
-        <w:tc>
-          <w:tcPr>
-            <w:tcW w:type="dxa" w:w="2489"/>
-            <w:vAlign w:val="center"/>
-            <w:tcMar>
-              <w:top w:w="70" w:type="dxa"/>
-              <w:start w:w="100" w:type="dxa"/>
-              <w:bottom w:w="70" w:type="dxa"/>
-              <w:end w:w="100" w:type="dxa"/>
-            </w:tcMar>
-          </w:tcPr>
-          <w:p>
-            <w:pPr>
-              <w:spacing w:after="0" w:line="252" w:lineRule="auto"/>
-              <w:jc w:val="left"/>
-            </w:pPr>
-            <w:r>
-              <w:rPr>
-                <w:rFonts w:ascii="HY신명조" w:hAnsi="HY신명조" w:eastAsia="HY신명조"/>
-                <w:color w:val="000000"/>
-                <w:sz w:val="16"/>
-              </w:rPr>
-              <w:t>저장소 B</w:t>
-            </w:r>
-          </w:p>
-        </w:tc>
-        <w:tc>
-          <w:tcPr>
-            <w:tcW w:type="dxa" w:w="2750"/>
-            <w:vAlign w:val="center"/>
-            <w:tcMar>
-              <w:top w:w="70" w:type="dxa"/>
-              <w:start w:w="100" w:type="dxa"/>
-              <w:bottom w:w="70" w:type="dxa"/>
-              <w:end w:w="100" w:type="dxa"/>
-            </w:tcMar>
-          </w:tcPr>
-          <w:p>
-            <w:pPr>
-              <w:spacing w:after="0" w:line="252" w:lineRule="auto"/>
-              <w:jc w:val="center"/>
-            </w:pPr>
-            <w:r>
-              <w:rPr>
-                <w:rFonts w:ascii="HY신명조" w:hAnsi="HY신명조" w:eastAsia="HY신명조"/>
-                <w:color w:val="000000"/>
-                <w:sz w:val="16"/>
-              </w:rPr>
-              <w:t>익명 검증본</w:t>
-            </w:r>
-          </w:p>
-        </w:tc>
-        <w:tc>
-          <w:tcPr>
-            <w:tcW w:type="dxa" w:w="4731"/>
-            <w:vAlign w:val="center"/>
-            <w:tcMar>
-              <w:top w:w="70" w:type="dxa"/>
-              <w:start w:w="100" w:type="dxa"/>
-              <w:bottom w:w="70" w:type="dxa"/>
-              <w:end w:w="100" w:type="dxa"/>
-            </w:tcMar>
-          </w:tcPr>
-          <w:p>
-            <w:pPr>
-              <w:spacing w:after="0" w:line="252" w:lineRule="auto"/>
-              <w:jc w:val="center"/>
-            </w:pPr>
-            <w:r>
-              <w:rPr>
-                <w:rFonts w:ascii="HY신명조" w:hAnsi="HY신명조" w:eastAsia="HY신명조"/>
-                <w:color w:val="000000"/>
-                <w:sz w:val="16"/>
-              </w:rPr>
-              <w:t>논문 목차·내부 검증문서</w:t>
-            </w:r>
-          </w:p>
-        </w:tc>
-      </w:tr>
-      <w:tr>
-        <w:trPr>
-          <w:cantSplit/>
-        </w:trPr>
-        <w:tc>
-          <w:tcPr>
-            <w:tcW w:type="dxa" w:w="2489"/>
-            <w:vAlign w:val="center"/>
-            <w:tcMar>
-              <w:top w:w="70" w:type="dxa"/>
-              <w:start w:w="100" w:type="dxa"/>
-              <w:bottom w:w="70" w:type="dxa"/>
-              <w:end w:w="100" w:type="dxa"/>
-            </w:tcMar>
-          </w:tcPr>
-          <w:p>
-            <w:pPr>
-              <w:spacing w:after="0" w:line="252" w:lineRule="auto"/>
-              <w:jc w:val="left"/>
-            </w:pPr>
-            <w:r>
-              <w:rPr>
-                <w:rFonts w:ascii="HY신명조" w:hAnsi="HY신명조" w:eastAsia="HY신명조"/>
-                <w:color w:val="000000"/>
-                <w:sz w:val="16"/>
-              </w:rPr>
-              <w:t>저장소 C</w:t>
-            </w:r>
-          </w:p>
-        </w:tc>
-        <w:tc>
-          <w:tcPr>
-            <w:tcW w:type="dxa" w:w="2750"/>
-            <w:vAlign w:val="center"/>
-            <w:tcMar>
-              <w:top w:w="70" w:type="dxa"/>
-              <w:start w:w="100" w:type="dxa"/>
-              <w:bottom w:w="70" w:type="dxa"/>
-              <w:end w:w="100" w:type="dxa"/>
-            </w:tcMar>
-          </w:tcPr>
-          <w:p>
-            <w:pPr>
-              <w:spacing w:after="0" w:line="252" w:lineRule="auto"/>
-              <w:jc w:val="center"/>
-            </w:pPr>
-            <w:r>
-              <w:rPr>
-                <w:rFonts w:ascii="HY신명조" w:hAnsi="HY신명조" w:eastAsia="HY신명조"/>
-                <w:color w:val="000000"/>
-                <w:sz w:val="16"/>
-              </w:rPr>
-              <w:t>익명 검증본</w:t>
-            </w:r>
-          </w:p>
-        </w:tc>
-        <w:tc>
-          <w:tcPr>
-            <w:tcW w:type="dxa" w:w="4731"/>
-            <w:vAlign w:val="center"/>
-            <w:tcMar>
-              <w:top w:w="70" w:type="dxa"/>
-              <w:start w:w="100" w:type="dxa"/>
-              <w:bottom w:w="70" w:type="dxa"/>
-              <w:end w:w="100" w:type="dxa"/>
-            </w:tcMar>
-          </w:tcPr>
-          <w:p>
-            <w:pPr>
-              <w:spacing w:after="0" w:line="252" w:lineRule="auto"/>
-              <w:jc w:val="center"/>
-            </w:pPr>
-            <w:r>
-              <w:rPr>
-                <w:rFonts w:ascii="HY신명조" w:hAnsi="HY신명조" w:eastAsia="HY신명조"/>
-                <w:color w:val="000000"/>
-                <w:sz w:val="16"/>
-              </w:rPr>
-              <w:t>약한 라벨 큐레이션 결과</w:t>
-            </w:r>
-          </w:p>
-        </w:tc>
-      </w:tr>
-      <w:tr>
-        <w:trPr>
-          <w:cantSplit/>
-        </w:trPr>
-        <w:tc>
-          <w:tcPr>
-            <w:tcW w:type="dxa" w:w="2489"/>
-            <w:vAlign w:val="center"/>
-            <w:tcMar>
-              <w:top w:w="70" w:type="dxa"/>
-              <w:start w:w="100" w:type="dxa"/>
-              <w:bottom w:w="70" w:type="dxa"/>
-              <w:end w:w="100" w:type="dxa"/>
-            </w:tcMar>
-          </w:tcPr>
-          <w:p>
-            <w:pPr>
-              <w:spacing w:after="0" w:line="252" w:lineRule="auto"/>
-              <w:jc w:val="left"/>
-            </w:pPr>
-            <w:r>
-              <w:rPr>
-                <w:rFonts w:ascii="HY신명조" w:hAnsi="HY신명조" w:eastAsia="HY신명조"/>
-                <w:color w:val="000000"/>
-                <w:sz w:val="16"/>
-              </w:rPr>
-              <w:t>저장소 D</w:t>
-            </w:r>
-          </w:p>
-        </w:tc>
-        <w:tc>
-          <w:tcPr>
-            <w:tcW w:type="dxa" w:w="2750"/>
-            <w:vAlign w:val="center"/>
-            <w:tcMar>
-              <w:top w:w="70" w:type="dxa"/>
-              <w:start w:w="100" w:type="dxa"/>
-              <w:bottom w:w="70" w:type="dxa"/>
-              <w:end w:w="100" w:type="dxa"/>
-            </w:tcMar>
-          </w:tcPr>
-          <w:p>
-            <w:pPr>
-              <w:spacing w:after="0" w:line="252" w:lineRule="auto"/>
-              <w:jc w:val="center"/>
-            </w:pPr>
-            <w:r>
-              <w:rPr>
-                <w:rFonts w:ascii="HY신명조" w:hAnsi="HY신명조" w:eastAsia="HY신명조"/>
-                <w:color w:val="000000"/>
-                <w:sz w:val="16"/>
-              </w:rPr>
-              <w:t>익명 검증본</w:t>
-            </w:r>
-          </w:p>
-        </w:tc>
-        <w:tc>
-          <w:tcPr>
-            <w:tcW w:type="dxa" w:w="4731"/>
-            <w:vAlign w:val="center"/>
-            <w:tcMar>
-              <w:top w:w="70" w:type="dxa"/>
-              <w:start w:w="100" w:type="dxa"/>
-              <w:bottom w:w="70" w:type="dxa"/>
-              <w:end w:w="100" w:type="dxa"/>
-            </w:tcMar>
-          </w:tcPr>
-          <w:p>
-            <w:pPr>
-              <w:spacing w:after="0" w:line="252" w:lineRule="auto"/>
-              <w:jc w:val="center"/>
-            </w:pPr>
-            <w:r>
-              <w:rPr>
-                <w:rFonts w:ascii="HY신명조" w:hAnsi="HY신명조" w:eastAsia="HY신명조"/>
-                <w:color w:val="000000"/>
-                <w:sz w:val="16"/>
-              </w:rPr>
-              <w:t>지식베이스·과거 실험 기록</w:t>
-            </w:r>
-          </w:p>
-        </w:tc>
-      </w:tr>
-    </w:tbl>
-    <w:p>
-      <w:pPr>
-        <w:spacing w:after="20"/>
-      </w:pPr>
-    </w:p>
-    <w:p>
-      <w:pPr>
-        <w:widowControl/>
-        <w:spacing w:before="0" w:after="60" w:line="331" w:lineRule="auto"/>
-        <w:jc w:val="left"/>
-      </w:pPr>
-      <w:r>
-        <w:rPr>
-          <w:rFonts w:ascii="HY신명조" w:hAnsi="HY신명조" w:eastAsia="HY신명조"/>
-          <w:color w:val="000000"/>
-          <w:sz w:val="17"/>
-        </w:rPr>
-        <w:t>자료: 본 연구의 Git 원격 참조 및 파일 대조 결과.</w:t>
+        <w:t>본 연구는 한국어 PII 변이 입력에 대한 Layer 0의 추가효과를 확인하기 위해 네 방어구성을 비교하였다. 기존 구성 A는 패턴·상용 탐지 계층을 결합하고, 구성 B는 여기에 LLM 판별기를 추가한다. 구성 C는 기존 구성 앞에 정규화 기반 Layer 0를 배치하며, 구성 D는 Layer 0와 LLM 판별기를 모두 포함한다. 이 설계는 같은 입력에 대해 Layer 0가 없는 구성과 있는 구성을 직접 비교할 수 있게 한다.</w:t>
       </w:r>
     </w:p>
     <w:p>
@@ -1507,98 +1041,26 @@
       </w:pPr>
       <w:r>
         <w:rPr>
-          <w:rFonts w:ascii="Consolas" w:hAnsi="Consolas" w:eastAsia="Consolas"/>
-          <w:color w:val="000000"/>
-          <w:sz w:val="19"/>
-        </w:rPr>
-        <w:t>kpiigd*</w:t>
-      </w:r>
-      <w:r>
-        <w:rPr>
           <w:rFonts w:ascii="HY신명조" w:hAnsi="HY신명조" w:eastAsia="HY신명조"/>
           <w:color w:val="000000"/>
           <w:sz w:val="20"/>
         </w:rPr>
-        <w:t xml:space="preserve"> 원격의 110개 ref(활성 브랜치 42개, 보존 PR head 68개)를 파일명과 핵심 증거를 기준으로 검색하였다. 두 참조 유형에는 같은 커밋이 중복될 수 있다. 공개 저장소에서는 39개 원격 브랜치를 별도로 확인하였다. 최신 논문 설계는 내부 저장소의 v2였고, 저장된 실험 결과의 기준은 공개 저장소 main이었다. 2026년 7월 26일 추가된 PR #88은 GitHub Actions의 </w:t>
-      </w:r>
-      <w:r>
-        <w:rPr>
-          <w:rFonts w:ascii="Consolas" w:hAnsi="Consolas" w:eastAsia="Consolas"/>
-          <w:color w:val="000000"/>
-          <w:sz w:val="19"/>
-        </w:rPr>
-        <w:t>setup-python</w:t>
-      </w:r>
-      <w:r>
-        <w:rPr>
-          <w:rFonts w:ascii="HY신명조" w:hAnsi="HY신명조" w:eastAsia="HY신명조"/>
-          <w:color w:val="000000"/>
-          <w:sz w:val="20"/>
-        </w:rPr>
-        <w:t xml:space="preserve"> 버전 한 줄만 바꾸므로 논문 데이터·코드·주장 기준선에는 영향을 주지 않았다.</w:t>
+        <w:t>분석자료는 95개 PII 유형과 36개 변이방식을 포함한 합성 페이로드 10,000건이다. 각 사례에는 언어, PII 유형, 원천값, 변이수준, 방어계층별 출력과 최종 조치가 포함되어 있어 동일 입력에 대한 네 구성의 결과를 비교할 수 있다. 메타데이터와 전수 집계 결과는 다음과 같다.</w:t>
       </w:r>
     </w:p>
     <w:p>
       <w:pPr>
-        <w:pStyle w:val="Heading2"/>
-        <w:keepNext/>
-        <w:keepLines/>
+        <w:spacing w:before="100" w:after="60"/>
+        <w:jc w:val="center"/>
       </w:pPr>
       <w:r>
         <w:rPr>
           <w:rFonts w:ascii="HY견고딕" w:hAnsi="HY견고딕" w:eastAsia="HY견고딕"/>
           <w:b/>
           <w:color w:val="000000"/>
-          <w:sz w:val="24"/>
-        </w:rPr>
-        <w:t>2. 분석 자료</w:t>
-      </w:r>
-    </w:p>
-    <w:p>
-      <w:pPr>
-        <w:widowControl/>
-        <w:spacing w:before="0" w:after="60" w:line="331" w:lineRule="auto"/>
-        <w:ind w:firstLine="397"/>
-        <w:jc w:val="both"/>
-      </w:pPr>
-      <w:r>
-        <w:rPr>
-          <w:rFonts w:ascii="HY신명조" w:hAnsi="HY신명조" w:eastAsia="HY신명조"/>
-          <w:color w:val="000000"/>
           <w:sz w:val="20"/>
         </w:rPr>
-        <w:t xml:space="preserve">핵심 데이터는 </w:t>
-      </w:r>
-      <w:r>
-        <w:rPr>
-          <w:rFonts w:ascii="Consolas" w:hAnsi="Consolas" w:eastAsia="Consolas"/>
-          <w:color w:val="000000"/>
-          <w:sz w:val="19"/>
-        </w:rPr>
-        <w:t>PII/results/data/payloads_10k.json</w:t>
-      </w:r>
-      <w:r>
-        <w:rPr>
-          <w:rFonts w:ascii="HY신명조" w:hAnsi="HY신명조" w:eastAsia="HY신명조"/>
-          <w:color w:val="000000"/>
-          <w:sz w:val="20"/>
-        </w:rPr>
-        <w:t>의 합성 페이로드 10,000건이다. 메타데이터와 전수 집계 결과는 다음과 같다.</w:t>
-      </w:r>
-    </w:p>
-    <w:p>
-      <w:pPr>
-        <w:spacing w:before="100" w:after="60"/>
-        <w:jc w:val="center"/>
-      </w:pPr>
-      <w:r>
-        <w:rPr>
-          <w:rFonts w:ascii="HY견고딕" w:hAnsi="HY견고딕" w:eastAsia="HY견고딕"/>
-          <w:b/>
-          <w:color w:val="000000"/>
-          <w:sz w:val="20"/>
-        </w:rPr>
-        <w:t>&lt;표 2&gt; 합성 평가자료의 구성</w:t>
+        <w:t>&lt;표 1&gt; 합성 평가자료의 구성</w:t>
       </w:r>
     </w:p>
     <w:tbl>
@@ -2044,23 +1506,7 @@
           <w:color w:val="000000"/>
           <w:sz w:val="17"/>
         </w:rPr>
-        <w:t xml:space="preserve">자료: </w:t>
-      </w:r>
-      <w:r>
-        <w:rPr>
-          <w:rFonts w:ascii="Consolas" w:hAnsi="Consolas" w:eastAsia="Consolas"/>
-          <w:color w:val="000000"/>
-          <w:sz w:val="16"/>
-        </w:rPr>
-        <w:t>PII/results/data/payloads_10k.json</w:t>
-      </w:r>
-      <w:r>
-        <w:rPr>
-          <w:rFonts w:ascii="HY신명조" w:hAnsi="HY신명조" w:eastAsia="HY신명조"/>
-          <w:color w:val="000000"/>
-          <w:sz w:val="17"/>
-        </w:rPr>
-        <w:t xml:space="preserve"> 전수 집계.</w:t>
+        <w:t>자료: 본 연구의 합성 평가자료 10,000건 전수 집계.</w:t>
       </w:r>
     </w:p>
     <w:p>
@@ -2092,7 +1538,7 @@
           <w:color w:val="000000"/>
           <w:sz w:val="24"/>
         </w:rPr>
-        <w:t>3. 변이 후 보호대상 복원과 미차단 판정</w:t>
+        <w:t>2. 변이 후 보호대상 복원과 미차단 판정</w:t>
       </w:r>
     </w:p>
     <w:p>
@@ -2108,39 +1554,7 @@
           <w:color w:val="000000"/>
           <w:sz w:val="20"/>
         </w:rPr>
-        <w:t xml:space="preserve">기존 평가기는 변이 전 </w:t>
-      </w:r>
-      <w:r>
-        <w:rPr>
-          <w:rFonts w:ascii="Consolas" w:hAnsi="Consolas" w:eastAsia="Consolas"/>
-          <w:color w:val="000000"/>
-          <w:sz w:val="19"/>
-        </w:rPr>
-        <w:t>pii_value</w:t>
-      </w:r>
-      <w:r>
-        <w:rPr>
-          <w:rFonts w:ascii="HY신명조" w:hAnsi="HY신명조" w:eastAsia="HY신명조"/>
-          <w:color w:val="000000"/>
-          <w:sz w:val="20"/>
-        </w:rPr>
-        <w:t xml:space="preserve">를 출력에서 찾았으므로 전각·수학문자·원문자·결합문자·구분자·한글 숫자 등으로 값 자체가 바뀐 사례를 안정적으로 추적하지 못했다. 본 연구는 </w:t>
-      </w:r>
-      <w:r>
-        <w:rPr>
-          <w:rFonts w:ascii="Consolas" w:hAnsi="Consolas" w:eastAsia="Consolas"/>
-          <w:color w:val="000000"/>
-          <w:sz w:val="19"/>
-        </w:rPr>
-        <w:t>paper/analyze_postmutation_gold.py</w:t>
-      </w:r>
-      <w:r>
-        <w:rPr>
-          <w:rFonts w:ascii="HY신명조" w:hAnsi="HY신명조" w:eastAsia="HY신명조"/>
-          <w:color w:val="000000"/>
-          <w:sz w:val="20"/>
-        </w:rPr>
-        <w:t>에 감사용 평가기를 별도로 구현하였다. 복원 순서는 다음과 같다.</w:t>
+        <w:t>초기 평가방식은 변이 전 PII 원천값을 출력에서 검색했기 때문에 전각·수학문자·원문자·결합문자·구분자·한글 숫자 등으로 값 자체가 바뀐 사례를 안정적으로 추적하지 못했다. 이에 변이 후 실제 입력에 나타난 보호대상 문자열을 복원한 뒤 그 문자열의 잔존 여부를 판정하는 통합 평가절차를 구현하였다. 복원 순서는 다음과 같다.</w:t>
       </w:r>
     </w:p>
     <w:p>
@@ -2172,7 +1586,7 @@
           <w:color w:val="000000"/>
           <w:sz w:val="20"/>
         </w:rPr>
-        <w:t>2. fuzzer 코드에 정의된 결정론적 변이이면 동일 함수를 원래 값에 적용한다.</w:t>
+        <w:t>2. 변이 생성기에 정의된 결정론적 변이이면 동일한 변환 규칙을 원래 값에 적용한다.</w:t>
       </w:r>
     </w:p>
     <w:p>
@@ -2268,7 +1682,7 @@
           <w:color w:val="000000"/>
           <w:sz w:val="24"/>
         </w:rPr>
-        <w:t>4. 동일 원천값 짝비교와 불확실성 추정</w:t>
+        <w:t>3. 동일 원천값 짝비교와 불확실성 추정</w:t>
       </w:r>
     </w:p>
     <w:p>
@@ -2284,23 +1698,7 @@
           <w:color w:val="000000"/>
           <w:sz w:val="20"/>
         </w:rPr>
-        <w:t xml:space="preserve">변이 효과를 추정하기 위해 PII 유형과 원천 </w:t>
-      </w:r>
-      <w:r>
-        <w:rPr>
-          <w:rFonts w:ascii="Consolas" w:hAnsi="Consolas" w:eastAsia="Consolas"/>
-          <w:color w:val="000000"/>
-          <w:sz w:val="19"/>
-        </w:rPr>
-        <w:t>pii_value</w:t>
-      </w:r>
-      <w:r>
-        <w:rPr>
-          <w:rFonts w:ascii="HY신명조" w:hAnsi="HY신명조" w:eastAsia="HY신명조"/>
-          <w:color w:val="000000"/>
-          <w:sz w:val="20"/>
-        </w:rPr>
-        <w:t>가 같고, 원형 L0 사례가 하나만 존재하는 변이 사례를 연결하였다. 그 결과 931개 원천 그룹에서 3,461개의 원형–변이 쌍을 구성하였다. 하나의 원형에서 여러 변이가 만들어지므로 각 쌍을 독립 관측치로 가정하지 않았다. 원천 그룹마다 ‘변이 미차단 평균−원형 미차단’ 위험차를 계산하고, 각 원천 그룹에 같은 가중치를 부여한 뒤 고정 seed로 그룹을 10,000회 재표집하여 95% 부트스트랩 구간을 구하였다.</w:t>
+        <w:t>변이 효과를 추정하기 위해 PII 유형과 원천값이 같고 원형 사례가 하나만 존재하는 변이 사례를 연결하였다. 그 결과 931개 원천 그룹에서 3,461개의 원형–변이 쌍을 구성하였다. 하나의 원형에서 여러 변이가 만들어지므로 각 쌍을 독립 관측치로 가정하지 않았다. 원천 그룹마다 ‘변이 미차단 평균−원형 미차단’ 위험차를 계산하고, 각 원천 그룹에 같은 가중치를 부여한 뒤 고정 난수 시드로 그룹을 10,000회 재표집하여 95% 부트스트랩 구간을 구하였다.</w:t>
       </w:r>
     </w:p>
     <w:p>
@@ -2332,39 +1730,7 @@
           <w:color w:val="000000"/>
           <w:sz w:val="20"/>
         </w:rPr>
-        <w:t xml:space="preserve">Layer 0의 추가효과는 같은 사례 ID의 A와 C를 짝지어 비교하였다. A는 기존 3계층, C는 Layer 0와 기존 3계층의 결합이다. A만 미차단이고 C는 차단인 사례에서 Layer 0 개별 결과가 실제 </w:t>
-      </w:r>
-      <w:r>
-        <w:rPr>
-          <w:rFonts w:ascii="Consolas" w:hAnsi="Consolas" w:eastAsia="Consolas"/>
-          <w:color w:val="000000"/>
-          <w:sz w:val="19"/>
-        </w:rPr>
-        <w:t>action=BLOCK</w:t>
-      </w:r>
-      <w:r>
-        <w:rPr>
-          <w:rFonts w:ascii="HY신명조" w:hAnsi="HY신명조" w:eastAsia="HY신명조"/>
-          <w:color w:val="000000"/>
-          <w:sz w:val="20"/>
-        </w:rPr>
-        <w:t xml:space="preserve">, </w:t>
-      </w:r>
-      <w:r>
-        <w:rPr>
-          <w:rFonts w:ascii="Consolas" w:hAnsi="Consolas" w:eastAsia="Consolas"/>
-          <w:color w:val="000000"/>
-          <w:sz w:val="19"/>
-        </w:rPr>
-        <w:t>output=[BLOCKED]</w:t>
-      </w:r>
-      <w:r>
-        <w:rPr>
-          <w:rFonts w:ascii="HY신명조" w:hAnsi="HY신명조" w:eastAsia="HY신명조"/>
-          <w:color w:val="000000"/>
-          <w:sz w:val="20"/>
-        </w:rPr>
-        <w:t>인지 별도로 검사하였다.</w:t>
+        <w:t>Layer 0의 추가효과는 같은 사례 ID의 A와 C를 짝지어 비교하였다. A는 기존 3계층, C는 Layer 0와 기존 3계층의 결합이다. A만 미차단이고 C는 차단인 사례에서는 Layer 0가 입력단에서 명시적인 차단 조치를 반환했는지 별도로 검사하였다.</w:t>
       </w:r>
     </w:p>
     <w:p>
@@ -2380,103 +1746,7 @@
           <w:color w:val="000000"/>
           <w:sz w:val="20"/>
         </w:rPr>
-        <w:t xml:space="preserve">오탐에 대한 보조검사는 네 단계로 수행하였다. 첫째, 저장소의 </w:t>
-      </w:r>
-      <w:r>
-        <w:rPr>
-          <w:rFonts w:ascii="Consolas" w:hAnsi="Consolas" w:eastAsia="Consolas"/>
-          <w:color w:val="000000"/>
-          <w:sz w:val="19"/>
-        </w:rPr>
-        <w:t>normal_kr_10k.json</w:t>
-      </w:r>
-      <w:r>
-        <w:rPr>
-          <w:rFonts w:ascii="HY신명조" w:hAnsi="HY신명조" w:eastAsia="HY신명조"/>
-          <w:color w:val="000000"/>
-          <w:sz w:val="20"/>
-        </w:rPr>
-        <w:t xml:space="preserve">을 동일 Layer 0 normalizer와 detector에 직접 입력하였다. 이 자료는 합성 정상 한국어 10,000건이며 직접적인 이름·전화번호·이메일·주소·계좌번호 등 PII 유사패턴을 생성 단계에서 제외한다. 둘째, 후속 v0.2 평가자료의 명시적 hard-negative 4건을 같은 Legacy Layer 0에 적용하였다. 셋째, 국가법령정보센터 LAW OPEN DATA의 공식 XML에서 개인정보 보호법(ID 011357), 인공지능기본법(ID 014820), 대한민국헌법(ID 001444)의 </w:t>
-      </w:r>
-      <w:r>
-        <w:rPr>
-          <w:rFonts w:ascii="Consolas" w:hAnsi="Consolas" w:eastAsia="Consolas"/>
-          <w:color w:val="000000"/>
-          <w:sz w:val="19"/>
-        </w:rPr>
-        <w:t>조문내용</w:t>
-      </w:r>
-      <w:r>
-        <w:rPr>
-          <w:rFonts w:ascii="HY신명조" w:hAnsi="HY신명조" w:eastAsia="HY신명조"/>
-          <w:color w:val="000000"/>
-          <w:sz w:val="20"/>
-        </w:rPr>
-        <w:t>·</w:t>
-      </w:r>
-      <w:r>
-        <w:rPr>
-          <w:rFonts w:ascii="Consolas" w:hAnsi="Consolas" w:eastAsia="Consolas"/>
-          <w:color w:val="000000"/>
-          <w:sz w:val="19"/>
-        </w:rPr>
-        <w:t>항내용</w:t>
-      </w:r>
-      <w:r>
-        <w:rPr>
-          <w:rFonts w:ascii="HY신명조" w:hAnsi="HY신명조" w:eastAsia="HY신명조"/>
-          <w:color w:val="000000"/>
-          <w:sz w:val="20"/>
-        </w:rPr>
-        <w:t>·</w:t>
-      </w:r>
-      <w:r>
-        <w:rPr>
-          <w:rFonts w:ascii="Consolas" w:hAnsi="Consolas" w:eastAsia="Consolas"/>
-          <w:color w:val="000000"/>
-          <w:sz w:val="19"/>
-        </w:rPr>
-        <w:t>호내용</w:t>
-      </w:r>
-      <w:r>
-        <w:rPr>
-          <w:rFonts w:ascii="HY신명조" w:hAnsi="HY신명조" w:eastAsia="HY신명조"/>
-          <w:color w:val="000000"/>
-          <w:sz w:val="20"/>
-        </w:rPr>
-        <w:t>·</w:t>
-      </w:r>
-      <w:r>
-        <w:rPr>
-          <w:rFonts w:ascii="Consolas" w:hAnsi="Consolas" w:eastAsia="Consolas"/>
-          <w:color w:val="000000"/>
-          <w:sz w:val="19"/>
-        </w:rPr>
-        <w:t>목내용</w:t>
-      </w:r>
-      <w:r>
-        <w:rPr>
-          <w:rFonts w:ascii="HY신명조" w:hAnsi="HY신명조" w:eastAsia="HY신명조"/>
-          <w:color w:val="000000"/>
-          <w:sz w:val="20"/>
-        </w:rPr>
-        <w:t xml:space="preserve">을 추출하였다. 연락처·메타데이터·별표·부칙·개정이유는 제외하고, 20자 이상 문장을 법령별 완전일치 중복 제거하여 비식별 조문 단위 1,519개를 구성하였다. </w:t>
-      </w:r>
-      <w:r>
-        <w:rPr>
-          <w:rFonts w:ascii="Consolas" w:hAnsi="Consolas" w:eastAsia="Consolas"/>
-          <w:color w:val="000000"/>
-          <w:sz w:val="19"/>
-        </w:rPr>
-        <w:t>paper/audit_public_law_hard_negatives.py</w:t>
-      </w:r>
-      <w:r>
-        <w:rPr>
-          <w:rFonts w:ascii="HY신명조" w:hAnsi="HY신명조" w:eastAsia="HY신명조"/>
-          <w:color w:val="000000"/>
-          <w:sz w:val="20"/>
-        </w:rPr>
-        <w:t>는 원문을 출력하지 않고 법령 XML·코드·평가자료의 SHA-256과 집계만 출력한다.</w:t>
+        <w:t>과잉차단 가능성은 네 종류의 하드 네거티브 자료로 평가하였다. 첫째, 이름·전화번호·이메일·주소·계좌번호 등 직접적인 PII 유사패턴을 생성 단계에서 제외한 합성 정상 한국어 문장 10,000건을 Layer 0에 입력하였다. 둘째, 전화번호처럼 보이지만 예시용 문맥에 놓인 명시적 하드 네거티브 4건을 적용하였다. 셋째, 국가법령정보센터의 공식 XML에서 개인정보 보호법, 인공지능기본법과 대한민국헌법의 조문을 추출하였다. 연락처·메타데이터·별표·부칙·개정이유를 제외하고 20자 이상 문장을 법령별 완전일치 중복 제거하여 비식별 조문 단위 1,519개를 구성하였다. 원문은 재노출하지 않고 수집 원본·평가 코드·결과의 SHA-256과 집계만 기록하였다.</w:t>
       </w:r>
     </w:p>
     <w:p>
@@ -2492,71 +1762,7 @@
           <w:color w:val="000000"/>
           <w:sz w:val="20"/>
         </w:rPr>
-        <w:t xml:space="preserve">넷째, </w:t>
-      </w:r>
-      <w:r>
-        <w:rPr>
-          <w:rFonts w:ascii="Consolas" w:hAnsi="Consolas" w:eastAsia="Consolas"/>
-          <w:color w:val="000000"/>
-          <w:sz w:val="19"/>
-        </w:rPr>
-        <w:t>paper/audit_public_service_hard_negatives.py</w:t>
-      </w:r>
-      <w:r>
-        <w:rPr>
-          <w:rFonts w:ascii="HY신명조" w:hAnsi="HY신명조" w:eastAsia="HY신명조"/>
-          <w:color w:val="000000"/>
-          <w:sz w:val="20"/>
-        </w:rPr>
-        <w:t xml:space="preserve">로 질병관리청 국가건강정보포털 5개 페이지, 금융위원회 금융교육 8개 페이지, AWS Support 4개 페이지, Python 3.13 한국어 자습서 4개 페이지의 본문을 직접 수집하였다. 본문 컨테이너 안의 제목·문단·목록·표 셀 중 20자 이상 한국어 단위만 남기고, 연락처 메타데이터, URL·이메일·전화번호·주민등록번호·카드번호·IP·MAC·AWS 키와 같은 직접 식별자형 문자열 및 완전일치 중복을 제외하였다. 최종 693개 문단의 출처 URL과 본문 SHA-256을 </w:t>
-      </w:r>
-      <w:r>
-        <w:rPr>
-          <w:rFonts w:ascii="Consolas" w:hAnsi="Consolas" w:eastAsia="Consolas"/>
-          <w:color w:val="000000"/>
-          <w:sz w:val="19"/>
-        </w:rPr>
-        <w:t>paper/public_service_hard_negative_audit.json</w:t>
-      </w:r>
-      <w:r>
-        <w:rPr>
-          <w:rFonts w:ascii="HY신명조" w:hAnsi="HY신명조" w:eastAsia="HY신명조"/>
-          <w:color w:val="000000"/>
-          <w:sz w:val="20"/>
-        </w:rPr>
-        <w:t xml:space="preserve">에 고정하였다. 탐지된 48건의 원문·위치·해시는 </w:t>
-      </w:r>
-      <w:r>
-        <w:rPr>
-          <w:rFonts w:ascii="Consolas" w:hAnsi="Consolas" w:eastAsia="Consolas"/>
-          <w:color w:val="000000"/>
-          <w:sz w:val="19"/>
-        </w:rPr>
-        <w:t>--review</w:t>
-      </w:r>
-      <w:r>
-        <w:rPr>
-          <w:rFonts w:ascii="HY신명조" w:hAnsi="HY신명조" w:eastAsia="HY신명조"/>
-          <w:color w:val="000000"/>
-          <w:sz w:val="20"/>
-        </w:rPr>
-        <w:t xml:space="preserve">로 재현되며 </w:t>
-      </w:r>
-      <w:r>
-        <w:rPr>
-          <w:rFonts w:ascii="Consolas" w:hAnsi="Consolas" w:eastAsia="Consolas"/>
-          <w:color w:val="000000"/>
-          <w:sz w:val="19"/>
-        </w:rPr>
-        <w:t>paper/서비스도메인_오탐_2인독립검토표.md</w:t>
-      </w:r>
-      <w:r>
-        <w:rPr>
-          <w:rFonts w:ascii="HY신명조" w:hAnsi="HY신명조" w:eastAsia="HY신명조"/>
-          <w:color w:val="000000"/>
-          <w:sz w:val="20"/>
-        </w:rPr>
-        <w:t>에서 독립 판정하도록 하였다. 이 자료 역시 공식 공개문서의 목적표본이지 실제 운영 트래픽의 확률표본이 아니다.</w:t>
+        <w:t>넷째, 질병관리청 국가건강정보포털 5개 페이지, 금융위원회 금융교육 8개 페이지, AWS Support 4개 페이지와 Python 3.13 한국어 자습서 4개 페이지의 본문을 수집하였다. 제목·문단·목록·표 셀 중 20자 이상 한국어 단위만 남기고 연락처 메타데이터, URL·이메일·전화번호·주민등록번호·카드번호·IP·MAC·AWS 키와 같은 직접 식별자형 문자열 및 완전일치 중복을 제외하였다. 최종 693개 문단은 출처 URL과 본문 해시를 함께 보존하고, 탐지된 48건은 동일 원문을 이용해 두 검토자가 독립 판정할 수 있도록 구성하였다. 이 자료는 공식 공개문서의 목적표본이지 실제 운영 트래픽의 확률표본이 아니다.</w:t>
       </w:r>
     </w:p>
     <w:p>
@@ -2572,39 +1778,7 @@
           <w:color w:val="000000"/>
           <w:sz w:val="20"/>
         </w:rPr>
-        <w:t xml:space="preserve">기존 </w:t>
-      </w:r>
-      <w:r>
-        <w:rPr>
-          <w:rFonts w:ascii="Consolas" w:hAnsi="Consolas" w:eastAsia="Consolas"/>
-          <w:color w:val="000000"/>
-          <w:sz w:val="19"/>
-        </w:rPr>
-        <w:t>run_e_final_4way.py</w:t>
-      </w:r>
-      <w:r>
-        <w:rPr>
-          <w:rFonts w:ascii="HY신명조" w:hAnsi="HY신명조" w:eastAsia="HY신명조"/>
-          <w:color w:val="000000"/>
-          <w:sz w:val="20"/>
-        </w:rPr>
-        <w:t xml:space="preserve">와 </w:t>
-      </w:r>
-      <w:r>
-        <w:rPr>
-          <w:rFonts w:ascii="Consolas" w:hAnsi="Consolas" w:eastAsia="Consolas"/>
-          <w:color w:val="000000"/>
-          <w:sz w:val="19"/>
-        </w:rPr>
-        <w:t>analyze_true_detection.py</w:t>
-      </w:r>
-      <w:r>
-        <w:rPr>
-          <w:rFonts w:ascii="HY신명조" w:hAnsi="HY신명조" w:eastAsia="HY신명조"/>
-          <w:color w:val="000000"/>
-          <w:sz w:val="20"/>
-        </w:rPr>
-        <w:t>의 판정은 평가기 민감도를 보여주는 보조분석으로 유지하였다. 두 구현 모두 변이 후 gold를 직접 사용하지 않으므로 새 평가 결과보다 우선하지 않는다.</w:t>
+        <w:t>초기 분석에 사용된 두 평가방식은 평가기 민감도를 보여주는 보조분석으로 유지하였다. 두 방식 모두 변이 후 보호대상을 직접 사용하지 않으므로 본 연구의 통합 평가 결과보다 우선하지 않는다.</w:t>
       </w:r>
     </w:p>
     <w:p>
@@ -2620,7 +1794,7 @@
           <w:color w:val="000000"/>
           <w:sz w:val="24"/>
         </w:rPr>
-        <w:t>5. 데이터·코드 재현성 검사</w:t>
+        <w:t>4. 데이터·코드 재현성 검사</w:t>
       </w:r>
     </w:p>
     <w:p>
@@ -2652,23 +1826,7 @@
           <w:color w:val="000000"/>
           <w:sz w:val="20"/>
         </w:rPr>
-        <w:t xml:space="preserve">1. </w:t>
-      </w:r>
-      <w:r>
-        <w:rPr>
-          <w:rFonts w:ascii="Consolas" w:hAnsi="Consolas" w:eastAsia="Consolas"/>
-          <w:color w:val="000000"/>
-          <w:sz w:val="19"/>
-        </w:rPr>
-        <w:t>payloads_10k.json</w:t>
-      </w:r>
-      <w:r>
-        <w:rPr>
-          <w:rFonts w:ascii="HY신명조" w:hAnsi="HY신명조" w:eastAsia="HY신명조"/>
-          <w:color w:val="000000"/>
-          <w:sz w:val="20"/>
-        </w:rPr>
-        <w:t>이라는 이름을 가진 파일들의 실제 payload 수와 메타데이터</w:t>
+        <w:t>1. 최종 분석자료와 초기 평가자료의 실제 사례 수·메타데이터 일치 여부</w:t>
       </w:r>
     </w:p>
     <w:p>
@@ -2684,7 +1842,7 @@
           <w:color w:val="000000"/>
           <w:sz w:val="20"/>
         </w:rPr>
-        <w:t>2. fuzzer의 기본 코퍼스 정책과 누락 시 동작</w:t>
+        <w:t>2. 변이 생성기가 요구하는 기본 코퍼스와 누락 시 동작</w:t>
       </w:r>
     </w:p>
     <w:p>
@@ -2700,7 +1858,7 @@
           <w:color w:val="000000"/>
           <w:sz w:val="20"/>
         </w:rPr>
-        <w:t>3. 모든 확인 ref에서 이름·주소 코퍼스의 존재 여부</w:t>
+        <w:t>3. 한국어 이름·주소 태깅 코퍼스의 제공 여부</w:t>
       </w:r>
     </w:p>
     <w:p>
@@ -2716,55 +1874,7 @@
           <w:color w:val="000000"/>
           <w:sz w:val="20"/>
         </w:rPr>
-        <w:t xml:space="preserve">4. </w:t>
-      </w:r>
-      <w:r>
-        <w:rPr>
-          <w:rFonts w:ascii="Consolas" w:hAnsi="Consolas" w:eastAsia="Consolas"/>
-          <w:color w:val="000000"/>
-          <w:sz w:val="19"/>
-        </w:rPr>
-        <w:t>Makefile</w:t>
-      </w:r>
-      <w:r>
-        <w:rPr>
-          <w:rFonts w:ascii="HY신명조" w:hAnsi="HY신명조" w:eastAsia="HY신명조"/>
-          <w:color w:val="000000"/>
-          <w:sz w:val="20"/>
-        </w:rPr>
-        <w:t xml:space="preserve">의 </w:t>
-      </w:r>
-      <w:r>
-        <w:rPr>
-          <w:rFonts w:ascii="Consolas" w:hAnsi="Consolas" w:eastAsia="Consolas"/>
-          <w:color w:val="000000"/>
-          <w:sz w:val="19"/>
-        </w:rPr>
-        <w:t>sample</w:t>
-      </w:r>
-      <w:r>
-        <w:rPr>
-          <w:rFonts w:ascii="HY신명조" w:hAnsi="HY신명조" w:eastAsia="HY신명조"/>
-          <w:color w:val="000000"/>
-          <w:sz w:val="20"/>
-        </w:rPr>
-        <w:t xml:space="preserve"> target과 </w:t>
-      </w:r>
-      <w:r>
-        <w:rPr>
-          <w:rFonts w:ascii="Consolas" w:hAnsi="Consolas" w:eastAsia="Consolas"/>
-          <w:color w:val="000000"/>
-          <w:sz w:val="19"/>
-        </w:rPr>
-        <w:t>sample_10k.py</w:t>
-      </w:r>
-      <w:r>
-        <w:rPr>
-          <w:rFonts w:ascii="HY신명조" w:hAnsi="HY신명조" w:eastAsia="HY신명조"/>
-          <w:color w:val="000000"/>
-          <w:sz w:val="20"/>
-        </w:rPr>
-        <w:t>의 표본 생성 경로</w:t>
+        <w:t>4. 한 번의 실행으로 10,000건을 생성하는 표본 생성 경로의 완결성</w:t>
       </w:r>
     </w:p>
     <w:p>
@@ -2780,7 +1890,7 @@
           <w:color w:val="000000"/>
           <w:sz w:val="20"/>
         </w:rPr>
-        <w:t>5. 격리 환경의 Layer 0·fuzzer 테스트</w:t>
+        <w:t>5. 격리 환경에서의 Layer 0 및 변이 생성기 단위테스트</w:t>
       </w:r>
     </w:p>
     <w:p>
@@ -2860,7 +1970,7 @@
           <w:color w:val="000000"/>
           <w:sz w:val="24"/>
         </w:rPr>
-        <w:t>6. 법령·제품·문헌 검증</w:t>
+        <w:t>5. 법령·제품·문헌 검증</w:t>
       </w:r>
     </w:p>
     <w:p>
@@ -2892,7 +2002,7 @@
           <w:color w:val="000000"/>
           <w:sz w:val="24"/>
         </w:rPr>
-        <w:t>7. 연구윤리</w:t>
+        <w:t>6. 연구윤리</w:t>
       </w:r>
     </w:p>
     <w:p>
@@ -2908,7 +2018,7 @@
           <w:color w:val="000000"/>
           <w:sz w:val="20"/>
         </w:rPr>
-        <w:t>감사 대상은 합성 데이터, 코드, 저장된 시스템 출력 및 공개·접근권한이 있는 저장소 문서다. 실제 정보주체의 개인정보나 피해경험을 수집하지 않았다. 합성 데이터라 하더라도 실재하는 키·식별자처럼 오인되거나 악용될 수 있으므로, 공개 전 비식별·비밀검사와 라이선스 확인이 필요하다.</w:t>
+        <w:t>연구 대상은 합성 데이터, 구현 코드와 다계층 방어체계의 저장 출력이다. 실제 정보주체의 개인정보나 피해경험을 수집하지 않았다. 합성 데이터라 하더라도 실재하는 키·식별자처럼 오인되거나 악용될 수 있으므로, 공개 전 비식별·비밀검사와 라이선스 확인이 필요하다.</w:t>
       </w:r>
     </w:p>
     <w:p>
@@ -2924,7 +2034,7 @@
           <w:color w:val="000000"/>
           <w:sz w:val="20"/>
         </w:rPr>
-        <w:t>본 연구는 사람을 연구대상으로 하지 않고 성별·젠더 변수를 포함하지 않은 시스템 감사이므로 성별 기초통계와 성별 분리분석은 적용 대상이 아니다. 재현 코드와 집계 결과는 검증 기준 커밋과 함께 제시하되 원문 개인정보형 문자열은 재노출하지 않는다. 이해상충과 연구비 지원 여부는 투고 전 전체 저자가 확인하여 논문 및 저자점검표에 최종 기재해야 한다.</w:t>
+        <w:t>본 연구는 사람을 연구대상으로 하지 않고 성별·젠더 변수를 포함하지 않은 시스템 성능평가이므로 성별 기초통계와 성별 분리분석은 적용 대상이 아니다. 재현 코드와 집계 결과는 게재 확정 후 버전 식별정보와 함께 제시하되 원문 개인정보형 문자열은 재노출하지 않는다. 이해상충과 연구비 지원 여부는 투고 전 전체 저자가 확인하여 논문 및 저자점검표에 최종 기재해야 한다.</w:t>
       </w:r>
     </w:p>
     <w:p>
@@ -2940,7 +2050,7 @@
           <w:color w:val="000000"/>
           <w:sz w:val="24"/>
         </w:rPr>
-        <w:t>8. AI 사용 공개</w:t>
+        <w:t>7. AI 사용 공개</w:t>
       </w:r>
     </w:p>
     <w:p>
@@ -2956,7 +2066,7 @@
           <w:color w:val="000000"/>
           <w:sz w:val="20"/>
         </w:rPr>
-        <w:t>본 원고의 문장 가독성 개선, 형식 점검, 출처 후보 검색 및 코드 기반 재계산 절차의 보조에 OpenAI Codex를 사용하였다. 해당 도구의 출력은 독립적인 학술 근거나 연구자료로 채택하지 않았으며, 인용문헌의 존재는 발행기관·DOI·KCI 등 원문에서 대조하고 수치는 저장 데이터와 결정적 스크립트로 재계산하였다. 연구 설계·해석·제출 내용의 정확성과 연구윤리에 대한 최종 책임은 저자에게 있다.</w:t>
+        <w:t>본 원고의 문장 가독성 개선, 형식 점검, 출처 후보 검색 및 코드 기반 계산 절차의 보조에 OpenAI Codex를 사용하였다. 해당 도구의 출력은 독립적인 학술 근거나 연구자료로 채택하지 않았으며, 인용문헌의 존재는 발행기관·DOI·KCI 등 원문에서 대조하고 수치는 연구 데이터와 결정적 평가절차로 계산하였다. 연구 설계·해석·제출 내용의 정확성과 연구윤리에 대한 최종 책임은 저자에게 있다.</w:t>
       </w:r>
     </w:p>
     <w:p>
@@ -3019,7 +2129,7 @@
           <w:color w:val="000000"/>
           <w:sz w:val="20"/>
         </w:rPr>
-        <w:t>&lt;표 3&gt; 방어구성별 사후변형 평가 결과</w:t>
+        <w:t>&lt;표 2&gt; 방어구성별 사후변형 평가 결과</w:t>
       </w:r>
     </w:p>
     <w:tbl>
@@ -3617,7 +2727,7 @@
           <w:color w:val="000000"/>
           <w:sz w:val="17"/>
         </w:rPr>
-        <w:t>자료: 네 방어구성의 저장 결과에 변이 후 보호대상 평가기를 적용한 재계산.</w:t>
+        <w:t>자료: 네 방어구성의 저장 출력에 변이 후 보호대상 평가절차를 적용한 계산.</w:t>
       </w:r>
     </w:p>
     <w:p>
@@ -3697,7 +2807,7 @@
           <w:color w:val="000000"/>
           <w:sz w:val="20"/>
         </w:rPr>
-        <w:t>&lt;표 4&gt; 동일 원천값 원형–변이 짝비교</w:t>
+        <w:t>&lt;표 3&gt; 동일 원천값 원형–변이 짝비교</w:t>
       </w:r>
     </w:p>
     <w:tbl>
@@ -4561,23 +3671,7 @@
           <w:color w:val="000000"/>
           <w:sz w:val="17"/>
         </w:rPr>
-        <w:t xml:space="preserve">자료: </w:t>
-      </w:r>
-      <w:r>
-        <w:rPr>
-          <w:rFonts w:ascii="Consolas" w:hAnsi="Consolas" w:eastAsia="Consolas"/>
-          <w:color w:val="000000"/>
-          <w:sz w:val="16"/>
-        </w:rPr>
-        <w:t>paper/analyze_postmutation_gold.py</w:t>
-      </w:r>
-      <w:r>
-        <w:rPr>
-          <w:rFonts w:ascii="HY신명조" w:hAnsi="HY신명조" w:eastAsia="HY신명조"/>
-          <w:color w:val="000000"/>
-          <w:sz w:val="17"/>
-        </w:rPr>
-        <w:t>; 원천 그룹 동일가중, seed 20260726, 10,000회 군집 부트스트랩.</w:t>
+        <w:t>자료: 동일 원천값 짝비교 결과; 원천 그룹 동일가중, 난수 시드 20260726, 10,000회 군집 부트스트랩.</w:t>
       </w:r>
     </w:p>
     <w:p>
@@ -4786,39 +3880,7 @@
           <w:color w:val="000000"/>
           <w:sz w:val="20"/>
         </w:rPr>
-        <w:t xml:space="preserve">구성 A와 C의 짝비교에서는 A만 미차단이고 C는 차단인 사례가 1,354건이었으며, 반대 방향은 없었다. 이 중 1,353건은 Layer 0의 개별 결과가 </w:t>
-      </w:r>
-      <w:r>
-        <w:rPr>
-          <w:rFonts w:ascii="Consolas" w:hAnsi="Consolas" w:eastAsia="Consolas"/>
-          <w:color w:val="000000"/>
-          <w:sz w:val="19"/>
-        </w:rPr>
-        <w:t>action=BLOCK</w:t>
-      </w:r>
-      <w:r>
-        <w:rPr>
-          <w:rFonts w:ascii="HY신명조" w:hAnsi="HY신명조" w:eastAsia="HY신명조"/>
-          <w:color w:val="000000"/>
-          <w:sz w:val="20"/>
-        </w:rPr>
-        <w:t xml:space="preserve">, </w:t>
-      </w:r>
-      <w:r>
-        <w:rPr>
-          <w:rFonts w:ascii="Consolas" w:hAnsi="Consolas" w:eastAsia="Consolas"/>
-          <w:color w:val="000000"/>
-          <w:sz w:val="19"/>
-        </w:rPr>
-        <w:t>output=[BLOCKED]</w:t>
-      </w:r>
-      <w:r>
-        <w:rPr>
-          <w:rFonts w:ascii="HY신명조" w:hAnsi="HY신명조" w:eastAsia="HY신명조"/>
-          <w:color w:val="000000"/>
-          <w:sz w:val="20"/>
-        </w:rPr>
-        <w:t>였다. 나머지 1건은 저장된 후속 계층 판정 차이로 귀속되었다. 이는 Layer 0가 단순 정규화로 문자열 모양만 바꾼 결과가 아니라, 대부분의 추가효과에서 입력단 직접 차단을 수행했음을 보여준다.</w:t>
+        <w:t>구성 A와 C의 짝비교에서는 A만 미차단이고 C는 차단인 사례가 1,354건이었으며, 반대 방향은 없었다. 이 중 1,353건은 Layer 0가 입력단에서 명시적인 차단 조치를 반환하였다. 나머지 1건은 저장된 후속 계층 판정 차이로 귀속되었다. 이는 Layer 0가 단순 정규화로 문자열 모양만 바꾼 결과가 아니라, 대부분의 추가효과에서 입력단 직접 차단을 수행했음을 보여준다.</w:t>
       </w:r>
     </w:p>
     <w:p>
@@ -4867,7 +3929,7 @@
           <w:color w:val="000000"/>
           <w:sz w:val="24"/>
         </w:rPr>
-        <w:t>3. 전체 데이터에서 변이 후 정답 추적의 실패</w:t>
+        <w:t>3. 변이 후 보호대상 복원 결과</w:t>
       </w:r>
     </w:p>
     <w:p>
@@ -4883,23 +3945,7 @@
           <w:color w:val="000000"/>
           <w:sz w:val="20"/>
         </w:rPr>
-        <w:t xml:space="preserve">10,000건 중 원래 </w:t>
-      </w:r>
-      <w:r>
-        <w:rPr>
-          <w:rFonts w:ascii="Consolas" w:hAnsi="Consolas" w:eastAsia="Consolas"/>
-          <w:color w:val="000000"/>
-          <w:sz w:val="19"/>
-        </w:rPr>
-        <w:t>pii_value</w:t>
-      </w:r>
-      <w:r>
-        <w:rPr>
-          <w:rFonts w:ascii="HY신명조" w:hAnsi="HY신명조" w:eastAsia="HY신명조"/>
-          <w:color w:val="000000"/>
-          <w:sz w:val="20"/>
-        </w:rPr>
-        <w:t>가 변이 입력에 정확히 존재하지 않은 사례는 5,287건(52.87%)이었다. 기존 원문·숫자 완화 규칙은 2,647건(26.47%)을 추적하지 못했다. 새 평가기는 fuzzer 변이와 입력 구간 역매핑을 이용하여 이 중 대부분을 복원하였다.</w:t>
+        <w:t>10,000건 중 원래 PII 값이 변이 입력에 정확히 존재하지 않은 사례는 5,287건(52.87%)이었다. 기존 원문·숫자 완화 규칙은 2,647건(26.47%)을 추적하지 못했다. 통합 평가절차는 변이 규칙 재생성과 입력 구간 역매핑을 이용하여 이 중 대부분을 복원하였다.</w:t>
       </w:r>
     </w:p>
     <w:p>
@@ -4914,7 +3960,7 @@
           <w:color w:val="000000"/>
           <w:sz w:val="20"/>
         </w:rPr>
-        <w:t>&lt;표 5&gt; 변이 후 보호대상 복원 방식</w:t>
+        <w:t>&lt;표 4&gt; 변이 후 보호대상 복원 방식</w:t>
       </w:r>
     </w:p>
     <w:tbl>
@@ -5379,23 +4425,7 @@
           <w:color w:val="000000"/>
           <w:sz w:val="17"/>
         </w:rPr>
-        <w:t xml:space="preserve">자료: </w:t>
-      </w:r>
-      <w:r>
-        <w:rPr>
-          <w:rFonts w:ascii="Consolas" w:hAnsi="Consolas" w:eastAsia="Consolas"/>
-          <w:color w:val="000000"/>
-          <w:sz w:val="16"/>
-        </w:rPr>
-        <w:t>paper/analyze_postmutation_gold.py</w:t>
-      </w:r>
-      <w:r>
-        <w:rPr>
-          <w:rFonts w:ascii="HY신명조" w:hAnsi="HY신명조" w:eastAsia="HY신명조"/>
-          <w:color w:val="000000"/>
-          <w:sz w:val="17"/>
-        </w:rPr>
-        <w:t xml:space="preserve"> 전수 복원 결과.</w:t>
+        <w:t>자료: 합성 평가자료 10,000건의 변이 후 보호대상 전수 복원 결과.</w:t>
       </w:r>
     </w:p>
     <w:p>
@@ -5443,7 +4473,7 @@
           <w:color w:val="000000"/>
           <w:sz w:val="20"/>
         </w:rPr>
-        <w:t>최종 논문 수치를 만든 평가기와 정규화를 추가한 다른 평가기를 동일 결과에 적용한 값은 표 6과 같다.</w:t>
+        <w:t>초기 평가방식과 변이 후 정답 복원을 추가한 통합 평가방식을 동일 결과에 적용한 값은 표 5와 같다.</w:t>
       </w:r>
     </w:p>
     <w:p>
@@ -5458,7 +4488,7 @@
           <w:color w:val="000000"/>
           <w:sz w:val="20"/>
         </w:rPr>
-        <w:t>&lt;표 6&gt; 저장 판정의 평가기 민감도</w:t>
+        <w:t>&lt;표 5&gt; 저장 판정의 평가기 민감도</w:t>
       </w:r>
     </w:p>
     <w:tbl>
@@ -6056,7 +5086,7 @@
           <w:color w:val="000000"/>
           <w:sz w:val="17"/>
         </w:rPr>
-        <w:t>자료: 동일 저장 결과에 두 평가 함수를 각각 적용한 감사 재계산.</w:t>
+        <w:t>자료: 동일 저장 출력에 초기 평가방식과 통합 평가방식을 각각 적용한 결과.</w:t>
       </w:r>
     </w:p>
     <w:p>
@@ -6104,7 +5134,7 @@
           <w:color w:val="000000"/>
           <w:sz w:val="24"/>
         </w:rPr>
-        <w:t>5. Layer 0의 정상문장·법령·서비스 도메인 하드 네거티브 오탐</w:t>
+        <w:t>5. Layer 0의 정상문장·법령·서비스 도메인 과잉차단</w:t>
       </w:r>
     </w:p>
     <w:p>
@@ -6120,7 +5150,7 @@
           <w:color w:val="000000"/>
           <w:sz w:val="20"/>
         </w:rPr>
-        <w:t>동일한 Layer 0 normalizer와 detector를 세 자료에 실행한 결과는 다음과 같다.</w:t>
+        <w:t>동일한 Layer 0 정규화·탐지 모듈을 네 종류의 하드 네거티브 자료에 실행한 결과는 다음과 같다.</w:t>
       </w:r>
     </w:p>
     <w:p>
@@ -6135,7 +5165,7 @@
           <w:color w:val="000000"/>
           <w:sz w:val="20"/>
         </w:rPr>
-        <w:t>&lt;표 7&gt; Layer 0 하드 네거티브 감사</w:t>
+        <w:t>&lt;표 6&gt; Layer 0 하드 네거티브 성능평가</w:t>
       </w:r>
     </w:p>
     <w:tbl>
@@ -6156,11 +5186,11 @@
         </w:tblBorders>
       </w:tblPr>
       <w:tblGrid>
-        <w:gridCol w:w="2293"/>
-        <w:gridCol w:w="1566"/>
-        <w:gridCol w:w="1828"/>
-        <w:gridCol w:w="1566"/>
-        <w:gridCol w:w="2717"/>
+        <w:gridCol w:w="2165"/>
+        <w:gridCol w:w="1587"/>
+        <w:gridCol w:w="1858"/>
+        <w:gridCol w:w="1587"/>
+        <w:gridCol w:w="2773"/>
       </w:tblGrid>
       <w:tr>
         <w:trPr>
@@ -6169,7 +5199,7 @@
         </w:trPr>
         <w:tc>
           <w:tcPr>
-            <w:tcW w:type="dxa" w:w="2293"/>
+            <w:tcW w:type="dxa" w:w="2165"/>
             <w:vAlign w:val="center"/>
             <w:shd w:fill="E7E7E7"/>
             <w:tcMar>
@@ -6197,7 +5227,7 @@
         </w:tc>
         <w:tc>
           <w:tcPr>
-            <w:tcW w:type="dxa" w:w="1566"/>
+            <w:tcW w:type="dxa" w:w="1587"/>
             <w:vAlign w:val="center"/>
             <w:shd w:fill="E7E7E7"/>
             <w:tcMar>
@@ -6225,7 +5255,7 @@
         </w:tc>
         <w:tc>
           <w:tcPr>
-            <w:tcW w:type="dxa" w:w="1828"/>
+            <w:tcW w:type="dxa" w:w="1858"/>
             <w:vAlign w:val="center"/>
             <w:shd w:fill="E7E7E7"/>
             <w:tcMar>
@@ -6253,7 +5283,7 @@
         </w:tc>
         <w:tc>
           <w:tcPr>
-            <w:tcW w:type="dxa" w:w="1566"/>
+            <w:tcW w:type="dxa" w:w="1587"/>
             <w:vAlign w:val="center"/>
             <w:shd w:fill="E7E7E7"/>
             <w:tcMar>
@@ -6281,7 +5311,7 @@
         </w:tc>
         <w:tc>
           <w:tcPr>
-            <w:tcW w:type="dxa" w:w="2717"/>
+            <w:tcW w:type="dxa" w:w="2773"/>
             <w:vAlign w:val="center"/>
             <w:shd w:fill="E7E7E7"/>
             <w:tcMar>
@@ -6314,7 +5344,7 @@
         </w:trPr>
         <w:tc>
           <w:tcPr>
-            <w:tcW w:type="dxa" w:w="2293"/>
+            <w:tcW w:type="dxa" w:w="2165"/>
             <w:vAlign w:val="center"/>
             <w:tcMar>
               <w:top w:w="70" w:type="dxa"/>
@@ -6340,7 +5370,7 @@
         </w:tc>
         <w:tc>
           <w:tcPr>
-            <w:tcW w:type="dxa" w:w="1566"/>
+            <w:tcW w:type="dxa" w:w="1587"/>
             <w:vAlign w:val="center"/>
             <w:tcMar>
               <w:top w:w="70" w:type="dxa"/>
@@ -6366,7 +5396,7 @@
         </w:tc>
         <w:tc>
           <w:tcPr>
-            <w:tcW w:type="dxa" w:w="1828"/>
+            <w:tcW w:type="dxa" w:w="1858"/>
             <w:vAlign w:val="center"/>
             <w:tcMar>
               <w:top w:w="70" w:type="dxa"/>
@@ -6392,7 +5422,7 @@
         </w:tc>
         <w:tc>
           <w:tcPr>
-            <w:tcW w:type="dxa" w:w="1566"/>
+            <w:tcW w:type="dxa" w:w="1587"/>
             <w:vAlign w:val="center"/>
             <w:tcMar>
               <w:top w:w="70" w:type="dxa"/>
@@ -6418,7 +5448,7 @@
         </w:tc>
         <w:tc>
           <w:tcPr>
-            <w:tcW w:type="dxa" w:w="2717"/>
+            <w:tcW w:type="dxa" w:w="2773"/>
             <w:vAlign w:val="center"/>
             <w:tcMar>
               <w:top w:w="70" w:type="dxa"/>
@@ -6449,7 +5479,7 @@
         </w:trPr>
         <w:tc>
           <w:tcPr>
-            <w:tcW w:type="dxa" w:w="2293"/>
+            <w:tcW w:type="dxa" w:w="2165"/>
             <w:vAlign w:val="center"/>
             <w:tcMar>
               <w:top w:w="70" w:type="dxa"/>
@@ -6469,13 +5499,13 @@
                 <w:color w:val="000000"/>
                 <w:sz w:val="16"/>
               </w:rPr>
-              <w:t>명시적 hard-negative fixture</w:t>
+              <w:t>명시적 비식별 대조문장</w:t>
             </w:r>
           </w:p>
         </w:tc>
         <w:tc>
           <w:tcPr>
-            <w:tcW w:type="dxa" w:w="1566"/>
+            <w:tcW w:type="dxa" w:w="1587"/>
             <w:vAlign w:val="center"/>
             <w:tcMar>
               <w:top w:w="70" w:type="dxa"/>
@@ -6501,7 +5531,7 @@
         </w:tc>
         <w:tc>
           <w:tcPr>
-            <w:tcW w:type="dxa" w:w="1828"/>
+            <w:tcW w:type="dxa" w:w="1858"/>
             <w:vAlign w:val="center"/>
             <w:tcMar>
               <w:top w:w="70" w:type="dxa"/>
@@ -6527,7 +5557,7 @@
         </w:tc>
         <w:tc>
           <w:tcPr>
-            <w:tcW w:type="dxa" w:w="1566"/>
+            <w:tcW w:type="dxa" w:w="1587"/>
             <w:vAlign w:val="center"/>
             <w:tcMar>
               <w:top w:w="70" w:type="dxa"/>
@@ -6553,7 +5583,7 @@
         </w:tc>
         <w:tc>
           <w:tcPr>
-            <w:tcW w:type="dxa" w:w="2717"/>
+            <w:tcW w:type="dxa" w:w="2773"/>
             <w:vAlign w:val="center"/>
             <w:tcMar>
               <w:top w:w="70" w:type="dxa"/>
@@ -6584,7 +5614,7 @@
         </w:trPr>
         <w:tc>
           <w:tcPr>
-            <w:tcW w:type="dxa" w:w="2293"/>
+            <w:tcW w:type="dxa" w:w="2165"/>
             <w:vAlign w:val="center"/>
             <w:tcMar>
               <w:top w:w="70" w:type="dxa"/>
@@ -6610,7 +5640,7 @@
         </w:tc>
         <w:tc>
           <w:tcPr>
-            <w:tcW w:type="dxa" w:w="1566"/>
+            <w:tcW w:type="dxa" w:w="1587"/>
             <w:vAlign w:val="center"/>
             <w:tcMar>
               <w:top w:w="70" w:type="dxa"/>
@@ -6636,7 +5666,7 @@
         </w:tc>
         <w:tc>
           <w:tcPr>
-            <w:tcW w:type="dxa" w:w="1828"/>
+            <w:tcW w:type="dxa" w:w="1858"/>
             <w:vAlign w:val="center"/>
             <w:tcMar>
               <w:top w:w="70" w:type="dxa"/>
@@ -6662,7 +5692,7 @@
         </w:tc>
         <w:tc>
           <w:tcPr>
-            <w:tcW w:type="dxa" w:w="1566"/>
+            <w:tcW w:type="dxa" w:w="1587"/>
             <w:vAlign w:val="center"/>
             <w:tcMar>
               <w:top w:w="70" w:type="dxa"/>
@@ -6688,7 +5718,7 @@
         </w:tc>
         <w:tc>
           <w:tcPr>
-            <w:tcW w:type="dxa" w:w="2717"/>
+            <w:tcW w:type="dxa" w:w="2773"/>
             <w:vAlign w:val="center"/>
             <w:tcMar>
               <w:top w:w="70" w:type="dxa"/>
@@ -6719,7 +5749,7 @@
         </w:trPr>
         <w:tc>
           <w:tcPr>
-            <w:tcW w:type="dxa" w:w="2293"/>
+            <w:tcW w:type="dxa" w:w="2165"/>
             <w:vAlign w:val="center"/>
             <w:tcMar>
               <w:top w:w="70" w:type="dxa"/>
@@ -6745,7 +5775,7 @@
         </w:tc>
         <w:tc>
           <w:tcPr>
-            <w:tcW w:type="dxa" w:w="1566"/>
+            <w:tcW w:type="dxa" w:w="1587"/>
             <w:vAlign w:val="center"/>
             <w:tcMar>
               <w:top w:w="70" w:type="dxa"/>
@@ -6771,7 +5801,7 @@
         </w:tc>
         <w:tc>
           <w:tcPr>
-            <w:tcW w:type="dxa" w:w="1828"/>
+            <w:tcW w:type="dxa" w:w="1858"/>
             <w:vAlign w:val="center"/>
             <w:tcMar>
               <w:top w:w="70" w:type="dxa"/>
@@ -6797,7 +5827,7 @@
         </w:tc>
         <w:tc>
           <w:tcPr>
-            <w:tcW w:type="dxa" w:w="1566"/>
+            <w:tcW w:type="dxa" w:w="1587"/>
             <w:vAlign w:val="center"/>
             <w:tcMar>
               <w:top w:w="70" w:type="dxa"/>
@@ -6823,7 +5853,7 @@
         </w:tc>
         <w:tc>
           <w:tcPr>
-            <w:tcW w:type="dxa" w:w="2717"/>
+            <w:tcW w:type="dxa" w:w="2773"/>
             <w:vAlign w:val="center"/>
             <w:tcMar>
               <w:top w:w="70" w:type="dxa"/>
@@ -6866,39 +5896,7 @@
           <w:color w:val="000000"/>
           <w:sz w:val="17"/>
         </w:rPr>
-        <w:t xml:space="preserve">자료: 합성 정상문 자료와 </w:t>
-      </w:r>
-      <w:r>
-        <w:rPr>
-          <w:rFonts w:ascii="Consolas" w:hAnsi="Consolas" w:eastAsia="Consolas"/>
-          <w:color w:val="000000"/>
-          <w:sz w:val="16"/>
-        </w:rPr>
-        <w:t>audit_public_law_hard_negatives.py</w:t>
-      </w:r>
-      <w:r>
-        <w:rPr>
-          <w:rFonts w:ascii="HY신명조" w:hAnsi="HY신명조" w:eastAsia="HY신명조"/>
-          <w:color w:val="000000"/>
-          <w:sz w:val="17"/>
-        </w:rPr>
-        <w:t xml:space="preserve">, </w:t>
-      </w:r>
-      <w:r>
-        <w:rPr>
-          <w:rFonts w:ascii="Consolas" w:hAnsi="Consolas" w:eastAsia="Consolas"/>
-          <w:color w:val="000000"/>
-          <w:sz w:val="16"/>
-        </w:rPr>
-        <w:t>audit_public_service_hard_negatives.py</w:t>
-      </w:r>
-      <w:r>
-        <w:rPr>
-          <w:rFonts w:ascii="HY신명조" w:hAnsi="HY신명조" w:eastAsia="HY신명조"/>
-          <w:color w:val="000000"/>
-          <w:sz w:val="17"/>
-        </w:rPr>
-        <w:t xml:space="preserve"> 재계산.</w:t>
+        <w:t>자료: 합성 정상문과 공식 법령·서비스 문서에 동일한 Layer 0를 적용한 결과.</w:t>
       </w:r>
     </w:p>
     <w:p>
@@ -6914,7 +5912,7 @@
           <w:color w:val="000000"/>
           <w:sz w:val="20"/>
         </w:rPr>
-        <w:t>공식 법령 조문에서는 개인정보 보호법 842개 중 2개, 인공지능기본법 382개 중 18개, 대한민국헌법 295개 중 9개가 탐지되었다. 실제 식별값이 아니라 일반 법률문맥의 “대한민국”을 국적으로, “연구소”를 부서로 탐지한 키워드 단독 판정이었다. 명시적 hard negative에서는 예시용 전화번호 한 건을 실제 전화번호처럼 탐지하였다. 현 구현은 threshold 1에서 탐지 하나만 있어도 입력을 차단하므로 이 사례들은 가용성을 해칠 수 있는 과잉차단 후보다.</w:t>
+        <w:t>공식 법령 조문에서는 개인정보 보호법 842개 중 2개, 인공지능기본법 382개 중 18개, 대한민국헌법 295개 중 9개가 탐지되었다. 실제 식별값이 아니라 일반 법률문맥의 “대한민국”을 국적으로, “연구소”를 부서로 탐지한 키워드 단독 판정이었다. 명시적 비식별 대조문장에서는 예시용 전화번호 한 건을 실제 전화번호처럼 탐지하였다. 현 구현은 탐지기준값 1에서 탐지 하나만 있어도 입력을 차단하므로 이 사례들은 가용성을 해칠 수 있는 과잉차단 후보다.</w:t>
       </w:r>
     </w:p>
     <w:p>
@@ -6930,39 +5928,7 @@
           <w:color w:val="000000"/>
           <w:sz w:val="20"/>
         </w:rPr>
-        <w:t xml:space="preserve">서비스 도메인에서는 의료 265개 중 44개(16.60%)가 주로 </w:t>
-      </w:r>
-      <w:r>
-        <w:rPr>
-          <w:rFonts w:ascii="Consolas" w:hAnsi="Consolas" w:eastAsia="Consolas"/>
-          <w:color w:val="000000"/>
-          <w:sz w:val="19"/>
-        </w:rPr>
-        <w:t>diagnosis</w:t>
-      </w:r>
-      <w:r>
-        <w:rPr>
-          <w:rFonts w:ascii="HY신명조" w:hAnsi="HY신명조" w:eastAsia="HY신명조"/>
-          <w:color w:val="000000"/>
-          <w:sz w:val="20"/>
-        </w:rPr>
-        <w:t xml:space="preserve">로, 개발문서 255개 중 4개(1.57%)가 프로그래밍 예문의 A/B/C 표기를 </w:t>
-      </w:r>
-      <w:r>
-        <w:rPr>
-          <w:rFonts w:ascii="Consolas" w:hAnsi="Consolas" w:eastAsia="Consolas"/>
-          <w:color w:val="000000"/>
-          <w:sz w:val="19"/>
-        </w:rPr>
-        <w:t>course_grade</w:t>
-      </w:r>
-      <w:r>
-        <w:rPr>
-          <w:rFonts w:ascii="HY신명조" w:hAnsi="HY신명조" w:eastAsia="HY신명조"/>
-          <w:color w:val="000000"/>
-          <w:sz w:val="20"/>
-        </w:rPr>
-        <w:t>로 탐지하였다. 금융 29개와 AWS 지원문서 144개에서는 탐지가 없었다. 의료 일반교육에서 질환·처방 용어가 등장했다는 사실만으로 개인의 건강정보라고 판정한 결과는 값의 존재와 개인 귀속을 구분하지 못하는 현재 사전·패턴 구조의 취약점을 보여준다.</w:t>
+        <w:t>서비스 도메인에서는 의료 265개 중 44개(16.60%)가 주로 진단정보로, 개발문서 255개 중 4개(1.57%)가 프로그래밍 예문의 A/B/C 표기를 학점정보로 탐지하였다. 금융 29개와 AWS 지원문서 144개에서는 탐지가 없었다. 의료 일반교육에서 질환·처방 용어가 등장했다는 사실만으로 개인의 건강정보라고 판정한 결과는 값의 존재와 개인 귀속을 구분하지 못하는 현재 사전·패턴 구조의 취약점을 보여준다.</w:t>
       </w:r>
     </w:p>
     <w:p>
@@ -6994,7 +5960,7 @@
           <w:color w:val="000000"/>
           <w:sz w:val="24"/>
         </w:rPr>
-        <w:t>6. 표본 파일과 생성 경로의 충돌</w:t>
+        <w:t>6. 분석자료와 생성절차의 일관성</w:t>
       </w:r>
     </w:p>
     <w:p>
@@ -7010,7 +5976,7 @@
           <w:color w:val="000000"/>
           <w:sz w:val="20"/>
         </w:rPr>
-        <w:t>저장소에는 이름이 같은 두 표본 파일이 있다.</w:t>
+        <w:t>프로젝트에는 최종 분석에 사용한 10,000건 자료와 초기 개발단계에서 생성한 3,538건 자료가 함께 존재하였다. 두 자료는 사례 수와 PII 유형 수가 다르므로 연구 단계와 용도를 구분해야 한다.</w:t>
       </w:r>
     </w:p>
     <w:p>
@@ -7025,7 +5991,7 @@
           <w:color w:val="000000"/>
           <w:sz w:val="20"/>
         </w:rPr>
-        <w:t>&lt;표 8&gt; 동명 평가자료 파일의 충돌</w:t>
+        <w:t>&lt;표 7&gt; 분석자료 버전별 구성 차이</w:t>
       </w:r>
     </w:p>
     <w:tbl>
@@ -7046,9 +6012,9 @@
         </w:tblBorders>
       </w:tblPr>
       <w:tblGrid>
-        <w:gridCol w:w="4140"/>
-        <w:gridCol w:w="2588"/>
-        <w:gridCol w:w="3242"/>
+        <w:gridCol w:w="3112"/>
+        <w:gridCol w:w="3010"/>
+        <w:gridCol w:w="3848"/>
       </w:tblGrid>
       <w:tr>
         <w:trPr>
@@ -7057,7 +6023,7 @@
         </w:trPr>
         <w:tc>
           <w:tcPr>
-            <w:tcW w:type="dxa" w:w="4140"/>
+            <w:tcW w:type="dxa" w:w="3112"/>
             <w:vAlign w:val="center"/>
             <w:shd w:fill="E7E7E7"/>
             <w:tcMar>
@@ -7079,13 +6045,13 @@
                 <w:color w:val="000000"/>
                 <w:sz w:val="16"/>
               </w:rPr>
-              <w:t>경로</w:t>
+              <w:t>자료 구분</w:t>
             </w:r>
           </w:p>
         </w:tc>
         <w:tc>
           <w:tcPr>
-            <w:tcW w:type="dxa" w:w="2588"/>
+            <w:tcW w:type="dxa" w:w="3010"/>
             <w:vAlign w:val="center"/>
             <w:shd w:fill="E7E7E7"/>
             <w:tcMar>
@@ -7107,13 +6073,13 @@
                 <w:color w:val="000000"/>
                 <w:sz w:val="16"/>
               </w:rPr>
-              <w:t>실제 payload</w:t>
+              <w:t>실제 사례 수</w:t>
             </w:r>
           </w:p>
         </w:tc>
         <w:tc>
           <w:tcPr>
-            <w:tcW w:type="dxa" w:w="3242"/>
+            <w:tcW w:type="dxa" w:w="3848"/>
             <w:vAlign w:val="center"/>
             <w:shd w:fill="E7E7E7"/>
             <w:tcMar>
@@ -7146,7 +6112,7 @@
         </w:trPr>
         <w:tc>
           <w:tcPr>
-            <w:tcW w:type="dxa" w:w="4140"/>
+            <w:tcW w:type="dxa" w:w="3112"/>
             <w:vAlign w:val="center"/>
             <w:tcMar>
               <w:top w:w="70" w:type="dxa"/>
@@ -7162,17 +6128,17 @@
             </w:pPr>
             <w:r>
               <w:rPr>
-                <w:rFonts w:ascii="Consolas" w:hAnsi="Consolas" w:eastAsia="Consolas"/>
+                <w:rFonts w:ascii="HY신명조" w:hAnsi="HY신명조" w:eastAsia="HY신명조"/>
                 <w:color w:val="000000"/>
                 <w:sz w:val="16"/>
               </w:rPr>
-              <w:t>PII/results/data/payloads_10k.json</w:t>
+              <w:t>최종 분석자료</w:t>
             </w:r>
           </w:p>
         </w:tc>
         <w:tc>
           <w:tcPr>
-            <w:tcW w:type="dxa" w:w="2588"/>
+            <w:tcW w:type="dxa" w:w="3010"/>
             <w:vAlign w:val="center"/>
             <w:tcMar>
               <w:top w:w="70" w:type="dxa"/>
@@ -7198,7 +6164,7 @@
         </w:tc>
         <w:tc>
           <w:tcPr>
-            <w:tcW w:type="dxa" w:w="3242"/>
+            <w:tcW w:type="dxa" w:w="3848"/>
             <w:vAlign w:val="center"/>
             <w:tcMar>
               <w:top w:w="70" w:type="dxa"/>
@@ -7229,7 +6195,7 @@
         </w:trPr>
         <w:tc>
           <w:tcPr>
-            <w:tcW w:type="dxa" w:w="4140"/>
+            <w:tcW w:type="dxa" w:w="3112"/>
             <w:vAlign w:val="center"/>
             <w:tcMar>
               <w:top w:w="70" w:type="dxa"/>
@@ -7245,17 +6211,17 @@
             </w:pPr>
             <w:r>
               <w:rPr>
-                <w:rFonts w:ascii="Consolas" w:hAnsi="Consolas" w:eastAsia="Consolas"/>
+                <w:rFonts w:ascii="HY신명조" w:hAnsi="HY신명조" w:eastAsia="HY신명조"/>
                 <w:color w:val="000000"/>
                 <w:sz w:val="16"/>
               </w:rPr>
-              <w:t>PII/evaluation/payloads_10k.json</w:t>
+              <w:t>초기 평가자료</w:t>
             </w:r>
           </w:p>
         </w:tc>
         <w:tc>
           <w:tcPr>
-            <w:tcW w:type="dxa" w:w="2588"/>
+            <w:tcW w:type="dxa" w:w="3010"/>
             <w:vAlign w:val="center"/>
             <w:tcMar>
               <w:top w:w="70" w:type="dxa"/>
@@ -7281,7 +6247,7 @@
         </w:tc>
         <w:tc>
           <w:tcPr>
-            <w:tcW w:type="dxa" w:w="3242"/>
+            <w:tcW w:type="dxa" w:w="3848"/>
             <w:vAlign w:val="center"/>
             <w:tcMar>
               <w:top w:w="70" w:type="dxa"/>
@@ -7324,7 +6290,7 @@
           <w:color w:val="000000"/>
           <w:sz w:val="17"/>
         </w:rPr>
-        <w:t>자료: 저장소에 포함된 두 JSON 파일의 실제 전수 집계.</w:t>
+        <w:t>자료: 프로젝트의 두 평가자료를 전수 집계한 결과.</w:t>
       </w:r>
     </w:p>
     <w:p>
@@ -7336,67 +6302,11 @@
       </w:pPr>
       <w:r>
         <w:rPr>
-          <w:rFonts w:ascii="Consolas" w:hAnsi="Consolas" w:eastAsia="Consolas"/>
-          <w:color w:val="000000"/>
-          <w:sz w:val="19"/>
-        </w:rPr>
-        <w:t>Makefile</w:t>
-      </w:r>
-      <w:r>
-        <w:rPr>
           <w:rFonts w:ascii="HY신명조" w:hAnsi="HY신명조" w:eastAsia="HY신명조"/>
           <w:color w:val="000000"/>
           <w:sz w:val="20"/>
         </w:rPr>
-        <w:t xml:space="preserve">의 </w:t>
-      </w:r>
-      <w:r>
-        <w:rPr>
-          <w:rFonts w:ascii="Consolas" w:hAnsi="Consolas" w:eastAsia="Consolas"/>
-          <w:color w:val="000000"/>
-          <w:sz w:val="19"/>
-        </w:rPr>
-        <w:t>sample</w:t>
-      </w:r>
-      <w:r>
-        <w:rPr>
-          <w:rFonts w:ascii="HY신명조" w:hAnsi="HY신명조" w:eastAsia="HY신명조"/>
-          <w:color w:val="000000"/>
-          <w:sz w:val="20"/>
-        </w:rPr>
-        <w:t xml:space="preserve"> target은 fuzzer를 </w:t>
-      </w:r>
-      <w:r>
-        <w:rPr>
-          <w:rFonts w:ascii="Consolas" w:hAnsi="Consolas" w:eastAsia="Consolas"/>
-          <w:color w:val="000000"/>
-          <w:sz w:val="19"/>
-        </w:rPr>
-        <w:t>--count 3</w:t>
-      </w:r>
-      <w:r>
-        <w:rPr>
-          <w:rFonts w:ascii="HY신명조" w:hAnsi="HY신명조" w:eastAsia="HY신명조"/>
-          <w:color w:val="000000"/>
-          <w:sz w:val="20"/>
-        </w:rPr>
-        <w:t xml:space="preserve">으로 실행한 뒤 </w:t>
-      </w:r>
-      <w:r>
-        <w:rPr>
-          <w:rFonts w:ascii="Consolas" w:hAnsi="Consolas" w:eastAsia="Consolas"/>
-          <w:color w:val="000000"/>
-          <w:sz w:val="19"/>
-        </w:rPr>
-        <w:t>sample_10k.py</w:t>
-      </w:r>
-      <w:r>
-        <w:rPr>
-          <w:rFonts w:ascii="HY신명조" w:hAnsi="HY신명조" w:eastAsia="HY신명조"/>
-          <w:color w:val="000000"/>
-          <w:sz w:val="20"/>
-        </w:rPr>
-        <w:t>를 호출한다. 그러나 입력 집합이 3,538건이면 표본 스크립트는 존재하지 않는 행을 만들어내지 않으므로 결과도 3,538건에 그친다. 파일명만으로는 어느 자료가 논문의 10,000건인지 구분하기 어렵고, 현재 명령으로 저장 결과를 재생성할 수도 없다.</w:t>
+        <w:t>현재 자동 생성절차는 각 변이 조건에서 세 사례를 생성하여 3,538건의 입력집합을 만든 뒤 10,000건 표본화를 시도한다. 그러나 입력집합보다 많은 고유 사례를 새로 생성하지 않으므로 결과는 3,538건에 그친다. 따라서 최종 10,000건 자료의 생성과정을 재현하려면 필요한 입력 규모, 중복 허용 여부와 확장 규칙을 명시한 별도의 생성절차가 필요하다.</w:t>
       </w:r>
     </w:p>
     <w:p>
@@ -7412,7 +6322,7 @@
           <w:color w:val="000000"/>
           <w:sz w:val="24"/>
         </w:rPr>
-        <w:t>7. 필수 코퍼스 누락과 테스트 실패</w:t>
+        <w:t>7. 생성 코퍼스 의존성과 실행 재현성</w:t>
       </w:r>
     </w:p>
     <w:p>
@@ -7428,71 +6338,7 @@
           <w:color w:val="000000"/>
           <w:sz w:val="20"/>
         </w:rPr>
-        <w:t xml:space="preserve">fuzzer v4의 기본 정책은 </w:t>
-      </w:r>
-      <w:r>
-        <w:rPr>
-          <w:rFonts w:ascii="Consolas" w:hAnsi="Consolas" w:eastAsia="Consolas"/>
-          <w:color w:val="000000"/>
-          <w:sz w:val="19"/>
-        </w:rPr>
-        <w:t>corpus_policy=required</w:t>
-      </w:r>
-      <w:r>
-        <w:rPr>
-          <w:rFonts w:ascii="HY신명조" w:hAnsi="HY신명조" w:eastAsia="HY신명조"/>
-          <w:color w:val="000000"/>
-          <w:sz w:val="20"/>
-        </w:rPr>
-        <w:t>이며 다음 파일을 요구한다.</w:t>
-      </w:r>
-    </w:p>
-    <w:p>
-      <w:pPr>
-        <w:widowControl/>
-        <w:spacing w:before="0" w:after="40" w:line="312" w:lineRule="auto"/>
-        <w:ind w:left="397" w:hanging="198"/>
-        <w:jc w:val="left"/>
-      </w:pPr>
-      <w:r>
-        <w:rPr>
-          <w:rFonts w:ascii="HY신명조" w:hAnsi="HY신명조" w:eastAsia="HY신명조"/>
-          <w:color w:val="000000"/>
-          <w:sz w:val="20"/>
-        </w:rPr>
-        <w:t xml:space="preserve">• </w:t>
-      </w:r>
-      <w:r>
-        <w:rPr>
-          <w:rFonts w:ascii="Consolas" w:hAnsi="Consolas" w:eastAsia="Consolas"/>
-          <w:color w:val="000000"/>
-          <w:sz w:val="19"/>
-        </w:rPr>
-        <w:t>PII/fuzzer/data/tagged_korean_names.jsonl</w:t>
-      </w:r>
-    </w:p>
-    <w:p>
-      <w:pPr>
-        <w:widowControl/>
-        <w:spacing w:before="0" w:after="40" w:line="312" w:lineRule="auto"/>
-        <w:ind w:left="397" w:hanging="198"/>
-        <w:jc w:val="left"/>
-      </w:pPr>
-      <w:r>
-        <w:rPr>
-          <w:rFonts w:ascii="HY신명조" w:hAnsi="HY신명조" w:eastAsia="HY신명조"/>
-          <w:color w:val="000000"/>
-          <w:sz w:val="20"/>
-        </w:rPr>
-        <w:t xml:space="preserve">• </w:t>
-      </w:r>
-      <w:r>
-        <w:rPr>
-          <w:rFonts w:ascii="Consolas" w:hAnsi="Consolas" w:eastAsia="Consolas"/>
-          <w:color w:val="000000"/>
-          <w:sz w:val="19"/>
-        </w:rPr>
-        <w:t>PII/fuzzer/data/tagged_korean_addresses.jsonl</w:t>
+        <w:t>변이 생성기의 기본 설정은 한국어 이름과 주소가 태깅된 두 코퍼스를 필수 입력으로 요구한다. 그러나 재현 패키지에는 이 코퍼스와 이를 결정론적으로 생성하는 절차가 포함되지 않았다. 필수 코퍼스가 없으면 변이 생성은 실행단계에서 중단되므로, 현재 상태만으로는 원시 입력에서 최종 10,000건 자료까지 한 번에 재생성할 수 없다.</w:t>
       </w:r>
     </w:p>
     <w:p>
@@ -7508,55 +6354,23 @@
           <w:color w:val="000000"/>
           <w:sz w:val="20"/>
         </w:rPr>
-        <w:t xml:space="preserve">두 파일은 확인한 4개 저장소와 110개 원격 ref 어디에도 없었다. fuzzer는 기본 정책에서 파일이 없으면 </w:t>
-      </w:r>
-      <w:r>
-        <w:rPr>
-          <w:rFonts w:ascii="Consolas" w:hAnsi="Consolas" w:eastAsia="Consolas"/>
-          <w:color w:val="000000"/>
-          <w:sz w:val="19"/>
-        </w:rPr>
-        <w:t>RuntimeError</w:t>
-      </w:r>
-      <w:r>
-        <w:rPr>
-          <w:rFonts w:ascii="HY신명조" w:hAnsi="HY신명조" w:eastAsia="HY신명조"/>
-          <w:color w:val="000000"/>
-          <w:sz w:val="20"/>
-        </w:rPr>
-        <w:t xml:space="preserve">를 발생시킨다. </w:t>
-      </w:r>
-      <w:r>
-        <w:rPr>
-          <w:rFonts w:ascii="Consolas" w:hAnsi="Consolas" w:eastAsia="Consolas"/>
-          <w:color w:val="000000"/>
-          <w:sz w:val="19"/>
-        </w:rPr>
-        <w:t>Makefile</w:t>
-      </w:r>
-      <w:r>
-        <w:rPr>
-          <w:rFonts w:ascii="HY신명조" w:hAnsi="HY신명조" w:eastAsia="HY신명조"/>
-          <w:color w:val="000000"/>
-          <w:sz w:val="20"/>
-        </w:rPr>
-        <w:t xml:space="preserve">의 </w:t>
-      </w:r>
-      <w:r>
-        <w:rPr>
-          <w:rFonts w:ascii="Consolas" w:hAnsi="Consolas" w:eastAsia="Consolas"/>
-          <w:color w:val="000000"/>
-          <w:sz w:val="19"/>
-        </w:rPr>
-        <w:t>sample</w:t>
-      </w:r>
-      <w:r>
-        <w:rPr>
-          <w:rFonts w:ascii="HY신명조" w:hAnsi="HY신명조" w:eastAsia="HY신명조"/>
-          <w:color w:val="000000"/>
-          <w:sz w:val="20"/>
-        </w:rPr>
-        <w:t xml:space="preserve"> target도 두 코퍼스를 생성하지 않는다.</w:t>
+        <w:t>격리 환경에서 Layer 0와 변이 생성기 단위테스트를 실행한 결과 123건은 통과하고 8건은 실패하였다. 실패한 8건은 계좌, 의료기록, 처방과 거래 유형의 입력·출력 테스트였으며 모두 이름 코퍼스 부재와 연결되었다. 이는 Layer 0의 저장 성능 결과 자체와 별개로, 새 연구자가 같은 데이터 생성과정을 반복하기 위해 코퍼스 제공 또는 생성 규칙이 추가되어야 함을 뜻한다.</w:t>
+      </w:r>
+    </w:p>
+    <w:p>
+      <w:pPr>
+        <w:pStyle w:val="Heading2"/>
+        <w:keepNext/>
+        <w:keepLines/>
+      </w:pPr>
+      <w:r>
+        <w:rPr>
+          <w:rFonts w:ascii="HY견고딕" w:hAnsi="HY견고딕" w:eastAsia="HY견고딕"/>
+          <w:b/>
+          <w:color w:val="000000"/>
+          <w:sz w:val="24"/>
+        </w:rPr>
+        <w:t>8. 체크섬과 데이터 유효성</w:t>
       </w:r>
     </w:p>
     <w:p>
@@ -7572,23 +6386,7 @@
           <w:color w:val="000000"/>
           <w:sz w:val="20"/>
         </w:rPr>
-        <w:t>최신 공개 코드를 격리 환경에서 실행한 결과 Layer 0·fuzzer 테스트는 123건 통과, 8건 실패였다. 실패한 8건은 account, medical record, prescription, transaction의 입력·출력 테스트였으며 모두 이름 코퍼스 부재와 연결되었다. 그러므로 “단일 명령으로 완전 재현 가능”하다는 기존 서술은 현재 저장소 상태와 맞지 않는다.</w:t>
-      </w:r>
-    </w:p>
-    <w:p>
-      <w:pPr>
-        <w:pStyle w:val="Heading2"/>
-        <w:keepNext/>
-        <w:keepLines/>
-      </w:pPr>
-      <w:r>
-        <w:rPr>
-          <w:rFonts w:ascii="HY견고딕" w:hAnsi="HY견고딕" w:eastAsia="HY견고딕"/>
-          <w:b/>
-          <w:color w:val="000000"/>
-          <w:sz w:val="24"/>
-        </w:rPr>
-        <w:t>8. 체크섬과 데이터 유효성</w:t>
+        <w:t>10,000건 데이터에는 VIN 유형 72개 행과 고유 원본값 10개가 포함되어 있고 모두 “규칙 유효”로 표기되어 있다. 그러나 NHTSA와 49 CFR Part 565의 제9자리 체크디지트 방식으로 전수 계산한 결과 72개 행 모두 실패하였다. 동일한 결과가 서로 독립된 두 계산 구현에서 확인되었다.</w:t>
       </w:r>
     </w:p>
     <w:p>
@@ -7604,23 +6402,23 @@
           <w:color w:val="000000"/>
           <w:sz w:val="20"/>
         </w:rPr>
-        <w:t xml:space="preserve">10,000건 데이터에는 VIN 유형 72개 행, 고유 원본값 10개가 포함되어 있고 모두 </w:t>
-      </w:r>
-      <w:r>
-        <w:rPr>
-          <w:rFonts w:ascii="Consolas" w:hAnsi="Consolas" w:eastAsia="Consolas"/>
-          <w:color w:val="000000"/>
-          <w:sz w:val="19"/>
-        </w:rPr>
-        <w:t>rule_valid: true</w:t>
-      </w:r>
-      <w:r>
-        <w:rPr>
-          <w:rFonts w:ascii="HY신명조" w:hAnsi="HY신명조" w:eastAsia="HY신명조"/>
-          <w:color w:val="000000"/>
-          <w:sz w:val="20"/>
-        </w:rPr>
-        <w:t>로 표기되어 있다. 그러나 NHTSA/49 CFR Part 565의 제9자리 체크디지트 방식으로 전수 계산한 결과 72개 행 모두 실패하였다. 동일한 결과가 서로 독립된 Python과 PowerShell 구현에서 확인되었다.</w:t>
+        <w:t>이는 “모든 합성 식별자가 유효하다”는 데이터 생성 원칙과 충돌한다. 체크섬 오류가 방어구성 간 상대 비교에 어떤 방향의 편향을 주는지는 본 연구 결과만으로 확정할 수 없다. 다만 현실적으로 존재 가능한 형식과 무작위 문자열을 탐지하는 난이도는 다를 수 있으므로, 데이터 유효성과 외적타당도 주장에는 직접적인 영향을 준다.</w:t>
+      </w:r>
+    </w:p>
+    <w:p>
+      <w:pPr>
+        <w:pStyle w:val="Heading2"/>
+        <w:keepNext/>
+        <w:keepLines/>
+      </w:pPr>
+      <w:r>
+        <w:rPr>
+          <w:rFonts w:ascii="HY견고딕" w:hAnsi="HY견고딕" w:eastAsia="HY견고딕"/>
+          <w:b/>
+          <w:color w:val="000000"/>
+          <w:sz w:val="24"/>
+        </w:rPr>
+        <w:t>9. 탐지기 수, 지연시간 및 비용</w:t>
       </w:r>
     </w:p>
     <w:p>
@@ -7636,23 +6434,7 @@
           <w:color w:val="000000"/>
           <w:sz w:val="20"/>
         </w:rPr>
-        <w:t>이는 “모든 합성 식별자가 유효하다”는 데이터 생성 원칙과 충돌한다. 체크섬 오류가 방어구성 간 상대 비교에 어떤 방향의 편향을 주는지는 이 감사만으로 확정할 수 없다. 다만 현실적으로 존재 가능한 형식과 무작위 문자열을 탐지하는 난이도는 다를 수 있으므로, validity-first라는 명칭과 외적타당도 주장에는 직접적인 영향을 준다.</w:t>
-      </w:r>
-    </w:p>
-    <w:p>
-      <w:pPr>
-        <w:pStyle w:val="Heading2"/>
-        <w:keepNext/>
-        <w:keepLines/>
-      </w:pPr>
-      <w:r>
-        <w:rPr>
-          <w:rFonts w:ascii="HY견고딕" w:hAnsi="HY견고딕" w:eastAsia="HY견고딕"/>
-          <w:b/>
-          <w:color w:val="000000"/>
-          <w:sz w:val="24"/>
-        </w:rPr>
-        <w:t>9. 탐지기 수, 지연시간 및 비용</w:t>
+        <w:t>프로그램의 구문구조를 분석한 결과 Layer 0의 정규식 패턴은 45개이고 키워드 카테고리는 22개다. 기존 문서의 “42개 정규식”과 일치하지 않는다.</w:t>
       </w:r>
     </w:p>
     <w:p>
@@ -7668,27 +6450,11 @@
           <w:color w:val="000000"/>
           <w:sz w:val="20"/>
         </w:rPr>
-        <w:t>코드의 AST를 기준으로 Layer 0의 정규식 패턴은 45개이고 키워드 카테고리는 22개다. 기존 문서의 “42개 정규식”과 일치하지 않는다.</w:t>
+        <w:t>저장된 레이어별 지연시간 10,000건을 재계산한 결과는 다음과 같다.</w:t>
       </w:r>
     </w:p>
     <w:p>
       <w:pPr>
-        <w:widowControl/>
-        <w:spacing w:before="0" w:after="60" w:line="331" w:lineRule="auto"/>
-        <w:ind w:firstLine="397"/>
-        <w:jc w:val="both"/>
-      </w:pPr>
-      <w:r>
-        <w:rPr>
-          <w:rFonts w:ascii="HY신명조" w:hAnsi="HY신명조" w:eastAsia="HY신명조"/>
-          <w:color w:val="000000"/>
-          <w:sz w:val="20"/>
-        </w:rPr>
-        <w:t>저장된 레이어별 지연시간 10,000건을 재계산한 결과는 다음과 같다.</w:t>
-      </w:r>
-    </w:p>
-    <w:p>
-      <w:pPr>
         <w:spacing w:before="100" w:after="60"/>
         <w:jc w:val="center"/>
       </w:pPr>
@@ -7699,7 +6465,7 @@
           <w:color w:val="000000"/>
           <w:sz w:val="20"/>
         </w:rPr>
-        <w:t>&lt;표 9&gt; Layer 0와 LLM 판별기의 지연시간</w:t>
+        <w:t>&lt;표 8&gt; Layer 0와 LLM 판별기의 지연시간</w:t>
       </w:r>
     </w:p>
     <w:tbl>
@@ -8305,7 +7071,7 @@
           <w:color w:val="000000"/>
           <w:sz w:val="24"/>
         </w:rPr>
-        <w:t>10. 제품·법·이론 주장 검증</w:t>
+        <w:t>10. 제품·법·이론 해석의 범위</w:t>
       </w:r>
     </w:p>
     <w:p>
@@ -8369,7 +7135,7 @@
           <w:color w:val="000000"/>
           <w:sz w:val="20"/>
         </w:rPr>
-        <w:t>범죄학 핵심 문헌은 실재하지만, 문헌의 존재가 조작화를 정당화하지는 않는다. 특히 “변이 수준=동기화된 범죄자”, “잔존 우회=전이”는 측정 대상과 이론 개념이 일치하지 않는다. 현재 증거로 가능한 가장 강한 표현은 “일상활동이론의 보호자 개념을 활용한 가드레일 역량 감사”다.</w:t>
+        <w:t>범죄학 핵심 문헌은 기술적 측정값을 범죄학 개념과 동일시하는 근거가 아니다. 특히 “변이 수준=동기화된 범죄자”, “잔존 우회=전이”는 측정 대상과 이론 개념이 일치하지 않는다. 현재 증거로 가능한 가장 강한 표현은 “일상활동이론의 보호자 개념을 활용한 가드레일 역량 평가”다.</w:t>
       </w:r>
     </w:p>
     <w:p>
@@ -8433,23 +7199,7 @@
           <w:color w:val="000000"/>
           <w:sz w:val="20"/>
         </w:rPr>
-        <w:t xml:space="preserve">Layer 0의 역할은 상용 가드레일을 대체하는 것이 아니다. 후속 계층이 처리하기 전에 한국어 입력을 정규화하고, 한국어 문맥 키워드와 명시적 패턴을 이용해 고위험 입력을 차단하는 것이다. 추가 차단 1,354건 중 1,353건이 Layer 0의 명시적 </w:t>
-      </w:r>
-      <w:r>
-        <w:rPr>
-          <w:rFonts w:ascii="Consolas" w:hAnsi="Consolas" w:eastAsia="Consolas"/>
-          <w:color w:val="000000"/>
-          <w:sz w:val="19"/>
-        </w:rPr>
-        <w:t>BLOCK/[BLOCKED]</w:t>
-      </w:r>
-      <w:r>
-        <w:rPr>
-          <w:rFonts w:ascii="HY신명조" w:hAnsi="HY신명조" w:eastAsia="HY신명조"/>
-          <w:color w:val="000000"/>
-          <w:sz w:val="20"/>
-        </w:rPr>
-        <w:t xml:space="preserve"> 결과였다는 점은 이 계층이 단순한 출력 후처리가 아니라 독립된 첫 방어선으로 작동했음을 보여준다.</w:t>
+        <w:t>Layer 0의 역할은 상용 가드레일을 대체하는 것이 아니다. 후속 계층이 처리하기 전에 한국어 입력을 정규화하고, 한국어 문맥 키워드와 명시적 패턴을 이용해 고위험 입력을 차단하는 것이다. 추가 차단 1,354건 중 1,353건에서 Layer 0가 명시적인 차단 조치를 반환했다는 점은 이 계층이 단순한 출력 후처리가 아니라 독립된 첫 방어선으로 작동했음을 보여준다.</w:t>
       </w:r>
     </w:p>
     <w:p>
@@ -8513,7 +7263,7 @@
           <w:color w:val="000000"/>
           <w:sz w:val="20"/>
         </w:rPr>
-        <w:t>3. 결정론적 규칙과 사전은 판정 근거를 기록하고 사후 감사할 수 있다.</w:t>
+        <w:t>3. 결정론적 규칙과 사전은 판정 근거를 기록하고 사후 검증할 수 있다.</w:t>
       </w:r>
     </w:p>
     <w:p>
@@ -8561,7 +7311,7 @@
           <w:color w:val="000000"/>
           <w:sz w:val="20"/>
         </w:rPr>
-        <w:t>다만 Layer 0는 독립된 완전방어가 아니다. 새 평가에서도 C 구성의 미차단은 706건이었다. 합성 정상문장 10,000건에서는 오탐이 없었지만, 공식 법령 1,519개 중 29개(1.91%), 서비스 도메인 공식 문서 693개 중 48개(6.93%)가 과잉차단 후보로 탐지되었다. 특히 의료 일반교육은 16.60%가 탐지되어 사전·패턴 기반 탐지가 개인 귀속 문맥을 구분하지 못할 때 가용성을 크게 해칠 수 있음을 보여준다. 따라서 Layer 0는 후속 계층과 문맥 점수·allowlist·감사 절차를 결합하는 “필요하지만 충분하지 않은” 입력 통제로 규정해야 한다.</w:t>
+        <w:t>다만 Layer 0는 독립된 완전방어가 아니다. 새 평가에서도 C 구성의 미차단은 706건이었다. 합성 정상문장 10,000건에서는 오탐이 없었지만, 공식 법령 1,519개 중 29개(1.91%), 서비스 도메인 공식 문서 693개 중 48개(6.93%)가 과잉차단 후보로 탐지되었다. 특히 의료 일반교육은 16.60%가 탐지되어 사전·패턴 기반 탐지가 개인 귀속 문맥을 구분하지 못할 때 가용성을 크게 해칠 수 있음을 보여준다. 따라서 Layer 0는 후속 계층과 문맥 점수·허용목록·사후 검토 절차를 결합하는 “필요하지만 충분하지 않은” 입력 통제로 규정해야 한다.</w:t>
       </w:r>
     </w:p>
     <w:p>
@@ -8814,7 +7564,7 @@
           <w:color w:val="000000"/>
           <w:sz w:val="20"/>
         </w:rPr>
-        <w:t>감사가능성:</w:t>
+        <w:t>검증가능성:</w:t>
       </w:r>
       <w:r>
         <w:rPr>
@@ -8822,7 +7572,7 @@
           <w:color w:val="000000"/>
           <w:sz w:val="20"/>
         </w:rPr>
-        <w:t xml:space="preserve"> 버전·설정·판정 근거를 사후 검증할 수 있는가</w:t>
+        <w:t xml:space="preserve"> 버전·설정·판정 근거를 사후 확인할 수 있는가</w:t>
       </w:r>
     </w:p>
     <w:p>
@@ -8886,15 +7636,7 @@
           <w:color w:val="000000"/>
           <w:sz w:val="20"/>
         </w:rPr>
-        <w:t xml:space="preserve">1. 기술 데이터셋의 </w:t>
-      </w:r>
-      <w:r>
-        <w:rPr>
-          <w:rFonts w:ascii="Consolas" w:hAnsi="Consolas" w:eastAsia="Consolas"/>
-          <w:color w:val="000000"/>
-          <w:sz w:val="19"/>
-        </w:rPr>
-        <w:t>pii_type</w:t>
+        <w:t>1. 기술 데이터셋의 PII 유형 분류값</w:t>
       </w:r>
     </w:p>
     <w:p>
@@ -9102,7 +7844,7 @@
           <w:color w:val="000000"/>
           <w:sz w:val="20"/>
         </w:rPr>
-        <w:t>• 평가 region과 날짜</w:t>
+        <w:t>• 평가 지역과 날짜</w:t>
       </w:r>
     </w:p>
     <w:p>
@@ -9118,7 +7860,7 @@
           <w:color w:val="000000"/>
           <w:sz w:val="20"/>
         </w:rPr>
-        <w:t>• guardrail ID·version·tier</w:t>
+        <w:t>• 가드레일 식별자·버전·서비스 등급</w:t>
       </w:r>
     </w:p>
     <w:p>
@@ -9134,7 +7876,7 @@
           <w:color w:val="000000"/>
           <w:sz w:val="20"/>
         </w:rPr>
-        <w:t>• 활성 policy·entity</w:t>
+        <w:t>• 활성화한 정책과 탐지 정보유형</w:t>
       </w:r>
     </w:p>
     <w:p>
@@ -9166,7 +7908,7 @@
           <w:color w:val="000000"/>
           <w:sz w:val="20"/>
         </w:rPr>
-        <w:t>• 게이트웨이·SDK·모델 버전</w:t>
+        <w:t>• 게이트웨이·개발도구·모델 버전</w:t>
       </w:r>
     </w:p>
     <w:p>
@@ -9182,7 +7924,7 @@
           <w:color w:val="000000"/>
           <w:sz w:val="20"/>
         </w:rPr>
-        <w:t>• 오류·재시도·rate limit 처리</w:t>
+        <w:t>• 오류·재시도·호출량 제한 처리</w:t>
       </w:r>
     </w:p>
     <w:p>
@@ -9246,7 +7988,7 @@
           <w:color w:val="000000"/>
           <w:sz w:val="20"/>
         </w:rPr>
-        <w:t>모든 변이기는 원래 값뿐 아니라 변이 후 정확한 gold span, canonical value, 허용 동치표현, provenance와 기대 조치를 출력해야 한다. 평가기는 이 필드를 직접 사용하여 차단, 완전 마스킹, 부분 마스킹, 잔존, 주변정보 오탐, 오류를 구분해야 한다.</w:t>
+        <w:t>모든 변이기는 원래 값뿐 아니라 변이 후 정답 위치, 표준화된 값, 허용 동치표현, 생성 이력과 기대 조치를 출력해야 한다. 평가기는 이 정보를 직접 사용하여 차단, 완전 마스킹, 부분 마스킹, 잔존, 주변정보 오탐과 오류를 구분해야 한다.</w:t>
       </w:r>
     </w:p>
     <w:p>
@@ -9262,7 +8004,7 @@
           <w:color w:val="000000"/>
           <w:sz w:val="20"/>
         </w:rPr>
-        <w:t>평가 함수를 여러 분석 파일에 복제하지 않고 하나의 canonical evaluator로 통합해야 한다. evaluator의 버전과 해시도 결과표에 기록해야 한다. 이는 평가 코드의 작은 변경으로 논문 결과가 조용히 달라지는 것을 방지한다.</w:t>
+        <w:t>평가 함수를 여러 분석 파일에 복제하지 않고 하나의 통합 평가기로 관리해야 한다. 평가기의 버전과 해시도 결과표에 기록해야 한다. 이는 평가 코드의 작은 변경으로 논문 결과가 조용히 달라지는 것을 방지한다.</w:t>
       </w:r>
     </w:p>
     <w:p>
@@ -9342,7 +8084,7 @@
           <w:color w:val="000000"/>
           <w:sz w:val="20"/>
         </w:rPr>
-        <w:t>주민등록번호, VIN, 계좌·의료기록 등 규칙 기반 합성값은 생성 즉시 독립 validator를 통과해야 한다. 의도적으로 invalid 값을 넣는 경우에는 별도 그룹과 기대 조치를 명시해야 한다. 원시 코퍼스의 출처, 라이선스, 비식별 절차, seed, 생성기 commit 및 SHA-256을 기록해야 한다.</w:t>
+        <w:t>주민등록번호, VIN, 계좌·의료기록 등 규칙 기반 합성값은 생성 즉시 독립 유효성 검사기를 통과해야 한다. 의도적으로 무효 값을 넣는 경우에는 별도 그룹과 기대 조치를 명시해야 한다. 원시 코퍼스의 출처, 라이선스, 비식별 절차, 난수 시드, 생성기 버전과 SHA-256 해시를 기록해야 한다.</w:t>
       </w:r>
     </w:p>
     <w:p>
@@ -9358,23 +8100,7 @@
           <w:color w:val="000000"/>
           <w:sz w:val="20"/>
         </w:rPr>
-        <w:t xml:space="preserve">10,000건 표본 생성 명령은 결과가 정확히 10,000건이 아니면 실패해야 한다. </w:t>
-      </w:r>
-      <w:r>
-        <w:rPr>
-          <w:rFonts w:ascii="Consolas" w:hAnsi="Consolas" w:eastAsia="Consolas"/>
-          <w:color w:val="000000"/>
-          <w:sz w:val="19"/>
-        </w:rPr>
-        <w:t>payloads_10k.json</w:t>
-      </w:r>
-      <w:r>
-        <w:rPr>
-          <w:rFonts w:ascii="HY신명조" w:hAnsi="HY신명조" w:eastAsia="HY신명조"/>
-          <w:color w:val="000000"/>
-          <w:sz w:val="20"/>
-        </w:rPr>
-        <w:t>처럼 수량을 파일명에 넣을 경우 메타데이터와 실제 행 수의 일치 여부를 CI에서 검사해야 한다.</w:t>
+        <w:t>10,000건 표본 생성 명령은 결과가 정확히 10,000건이 아니면 실패해야 한다. 자료명에 표본 수를 표시할 경우 메타데이터와 실제 행 수의 일치 여부를 자동검증 절차에서 검사해야 한다.</w:t>
       </w:r>
     </w:p>
     <w:p>
@@ -9390,7 +8116,7 @@
           <w:color w:val="000000"/>
           <w:sz w:val="24"/>
         </w:rPr>
-        <w:t>4. 깨끗한 환경 재현과 독립 감사</w:t>
+        <w:t>4. 깨끗한 환경 재현과 독립 검증</w:t>
       </w:r>
     </w:p>
     <w:p>
@@ -9422,7 +8148,7 @@
           <w:color w:val="000000"/>
           <w:sz w:val="20"/>
         </w:rPr>
-        <w:t>정책기관이나 학술 심사자는 저자가 제공한 최종 요약표만 검토해서는 안 된다. 다음 네 단계의 독립 감사를 권고한다.</w:t>
+        <w:t>정책기관이나 학술 심사자는 저자가 제공한 최종 요약표만 검토해서는 안 된다. 다음 네 단계의 독립 검증을 권고한다.</w:t>
       </w:r>
     </w:p>
     <w:p>
@@ -9454,7 +8180,7 @@
           <w:color w:val="000000"/>
           <w:sz w:val="20"/>
         </w:rPr>
-        <w:t>2. 평가기 단위테스트와 gold span 표본검사</w:t>
+        <w:t>2. 평가기 단위테스트와 변이 후 정답 위치 표본검사</w:t>
       </w:r>
     </w:p>
     <w:p>
@@ -9678,7 +8404,7 @@
           <w:color w:val="000000"/>
           <w:sz w:val="20"/>
         </w:rPr>
-        <w:t>첫째, 본 연구는 저장된 코드·데이터·결과에 새 평가기를 적용한 사후 감사다. 같은 제품 설정을 다시 호출한 전향적 재실험이 아니므로 저장 시점 이후 제품 변경과 실행 변동을 반영하지 못한다.</w:t>
+        <w:t>첫째, 본 연구는 프로젝트에서 저장한 입력·계층별 출력에 보완된 평가절차를 적용한 사후 성능분석이다. 같은 제품 설정을 다시 호출한 전향적 재실험이 아니므로 저장 시점 이후 제품 변경과 실행 변동을 반영하지 못한다.</w:t>
       </w:r>
     </w:p>
     <w:p>
@@ -9726,7 +8452,7 @@
           <w:color w:val="000000"/>
           <w:sz w:val="20"/>
         </w:rPr>
-        <w:t>넷째, 상용 제품의 실제 호출 결과는 평가 시점과 설정에 종속된다. 본 연구는 공식 현재 문서와 저장 결과를 대조했지만 당시 모든 guardrail ID·version·entity 설정을 완전하게 복원하지 못했다.</w:t>
+        <w:t>넷째, 상용 제품의 실제 호출 결과는 평가 시점과 설정에 종속된다. 본 연구는 공식 현재 문서와 저장 결과를 대조했지만 당시의 가드레일 식별자·버전·탐지 정보유형 설정을 완전하게 복원하지 못했다.</w:t>
       </w:r>
     </w:p>
     <w:p>
@@ -9758,7 +8484,7 @@
           <w:color w:val="000000"/>
           <w:sz w:val="20"/>
         </w:rPr>
-        <w:t>여섯째, 저장소 ref의 검색은 기준일 현재 접근 가능한 원격에 한정된다. 삭제된 브랜치, 미공개 외부 저장소 또는 로컬에만 존재했던 코퍼스는 확인할 수 없다.</w:t>
+        <w:t>여섯째, 재현성 평가는 기준일 현재 확보된 프로젝트 자료에 한정된다. 삭제되었거나 외부에 공개되지 않은 코퍼스와 과거 실행환경은 확인할 수 없다.</w:t>
       </w:r>
     </w:p>
     <w:p>
@@ -9806,23 +8532,7 @@
           <w:color w:val="000000"/>
           <w:sz w:val="20"/>
         </w:rPr>
-        <w:t xml:space="preserve">Layer 0를 추가한 구성의 미차단은 706건(7.09%)이었고, 기존 계층이 놓친 1,354건을 추가로 차단하였다. 그중 1,353건은 Layer 0의 직접 </w:t>
-      </w:r>
-      <w:r>
-        <w:rPr>
-          <w:rFonts w:ascii="Consolas" w:hAnsi="Consolas" w:eastAsia="Consolas"/>
-          <w:color w:val="000000"/>
-          <w:sz w:val="19"/>
-        </w:rPr>
-        <w:t>BLOCK/[BLOCKED]</w:t>
-      </w:r>
-      <w:r>
-        <w:rPr>
-          <w:rFonts w:ascii="HY신명조" w:hAnsi="HY신명조" w:eastAsia="HY신명조"/>
-          <w:color w:val="000000"/>
-          <w:sz w:val="20"/>
-        </w:rPr>
-        <w:t>였다. 반대 방향 사례는 없었다. 따라서 한국어 생성형 AI 서비스에는 변형을 후속 계층 이전에 정규화하고 한국어 패턴을 검사하는 Layer 0가 필수 심층방어 계층으로 필요하다. 그러나 706건의 잔존 미차단, 법령 29건과 서비스 문서 48건의 과잉차단 후보는 Layer 0가 충분조건이 아니며 개인 귀속 문맥을 확인하는 완화와 후속 검증이 필요함을 동시에 보여준다.</w:t>
+        <w:t>Layer 0를 추가한 구성의 미차단은 706건(7.09%)이었고, 기존 계층이 놓친 1,354건을 추가로 차단하였다. 그중 1,353건에서 Layer 0가 입력단 직접 차단을 수행했으며 반대 방향 사례는 없었다. 따라서 한국어 생성형 AI 서비스에는 변형을 후속 계층 이전에 정규화하고 한국어 패턴을 검사하는 Layer 0가 필수 심층방어 계층으로 필요하다. 그러나 706건의 잔존 미차단, 법령 29건과 서비스 문서 48건의 과잉차단 후보는 Layer 0가 충분조건이 아니며 개인 귀속 문맥을 확인하는 완화와 후속 검증이 필요함을 동시에 보여준다.</w:t>
       </w:r>
     </w:p>
     <w:p>
@@ -9838,55 +8548,7 @@
           <w:color w:val="000000"/>
           <w:sz w:val="20"/>
         </w:rPr>
-        <w:t>정책적 결론은 두 층위로 정리할 수 있다. 첫째, 현재 저장 실험에서는 변형된 한국어 PII의 기술적 유출 가능성이 증가하고 Layer 0가 이를 실질적으로 줄였으므로, 조직은 Layer 0와 동등한 입력 정규화·차단 기능을 배치하고 그 효과를 입증해야 한다. 둘째, 그 효과를 실제 서비스와 법적 준수에 일반화하려면 변이 후 gold span·단일 평가기·복수 도메인 hard negative·사람 이중검토·버전 공개·깨끗한 환경 재현을 갖추고 과잉차단도 함께 통제해야 한다. 형사정책은 특정 제품의 단일 점수를 처벌기준으로 삼기보다 보호조치의 실효성과 비례성을 독립적으로 입증하도록 하는 절차와 감사가능성을 제도화해야 한다.</w:t>
-      </w:r>
-    </w:p>
-    <w:p>
-      <w:pPr>
-        <w:pStyle w:val="Heading1"/>
-        <w:keepNext/>
-        <w:keepLines/>
-      </w:pPr>
-      <w:r>
-        <w:rPr>
-          <w:rFonts w:ascii="HY견고딕" w:hAnsi="HY견고딕" w:eastAsia="HY견고딕"/>
-          <w:b/>
-          <w:color w:val="000000"/>
-          <w:sz w:val="28"/>
-        </w:rPr>
-        <w:t>부록: 결과 해석을 위한 주의문</w:t>
-      </w:r>
-    </w:p>
-    <w:p>
-      <w:pPr>
-        <w:widowControl/>
-        <w:spacing w:before="0" w:after="60" w:line="331" w:lineRule="auto"/>
-        <w:ind w:firstLine="397"/>
-        <w:jc w:val="both"/>
-      </w:pPr>
-      <w:r>
-        <w:rPr>
-          <w:rFonts w:ascii="HY신명조" w:hAnsi="HY신명조" w:eastAsia="HY신명조"/>
-          <w:color w:val="000000"/>
-          <w:sz w:val="20"/>
-        </w:rPr>
-        <w:t>본 원고의 1차 분석은 10,000건 중 변이 후 보호대상을 자동 복원할 수 있었던 9,964건과, 동일 원천값으로 연결된 3,461쌍을 대상으로 한다. 복원 스크립트는 문자열을 원형으로 정규화했을 뿐 보호대상이 남은 경우를 차단 성공으로 계산하지 않으며, 36건의 불확실 사례는 제외한다.</w:t>
-      </w:r>
-    </w:p>
-    <w:p>
-      <w:pPr>
-        <w:widowControl/>
-        <w:spacing w:before="0" w:after="60" w:line="331" w:lineRule="auto"/>
-        <w:ind w:firstLine="397"/>
-        <w:jc w:val="both"/>
-      </w:pPr>
-      <w:r>
-        <w:rPr>
-          <w:rFonts w:ascii="HY신명조" w:hAnsi="HY신명조" w:eastAsia="HY신명조"/>
-          <w:color w:val="000000"/>
-          <w:sz w:val="20"/>
-        </w:rPr>
-        <w:t>A/B/C/D 수치는 같은 저장 산출물에 새 평가기를 적용한 감사 결과다. 당시 제품 설정을 복원한 전향적 재실행이나 현재 제품의 보편적 순위를 뜻하지 않는다. 법령·의료·금융·지원·개발문서 감사는 실제 공개문서에서 도메인별 어휘적 과잉차단 차이를 확인했지만 운영 트래픽을 대표하지 않는다. 제품 선택이나 규제기준에 사용하려면 자동 복원 표본과 77개 과잉차단 후보의 독립 사람 검토, 운영 유사 자료의 외부검증, 설정을 고정한 재실험이 추가되어야 한다.</w:t>
+        <w:t>정책적 결론은 두 층위로 정리할 수 있다. 첫째, 현재 저장 실험에서는 변형된 한국어 PII의 기술적 유출 가능성이 증가하고 Layer 0가 이를 실질적으로 줄였으므로, 조직은 Layer 0와 동등한 입력 정규화·차단 기능을 배치하고 그 효과를 입증해야 한다. 둘째, 그 효과를 실제 서비스와 법적 준수에 일반화하려면 변이 후 정답 위치·단일 평가기·복수 도메인 하드 네거티브·사람 이중검토·버전 공개·깨끗한 환경 재현을 갖추고 과잉차단도 함께 통제해야 한다. 형사정책은 특정 제품의 단일 점수를 처벌기준으로 삼기보다 보호조치의 실효성과 비례성을 독립적으로 입증하도록 하는 절차와 검증가능성을 제도화해야 한다.</w:t>
       </w:r>
     </w:p>
     <w:p>
@@ -10688,7 +9350,7 @@
           <w:color w:val="000000"/>
           <w:sz w:val="26"/>
         </w:rPr>
-        <w:t>Korean Personally Identifiable Information Leakage Risks in Generative AI and the Need for a Normalization-Based Layer 0: A Post-Mutation Gold Reconstruction and Matched Guardrail Audit</w:t>
+        <w:t>Korean Personally Identifiable Information Leakage Risks in Generative AI and the Need for a Normalization-Based Layer 0: Multi-Layer Defense Performance Against Mutated Inputs</w:t>
       </w:r>
     </w:p>
     <w:p>
@@ -10705,7 +9367,7 @@
           <w:color w:val="000000"/>
           <w:sz w:val="20"/>
         </w:rPr>
-        <w:t>Korean personally identifiable information (PII) can bypass generative-AI guardrails through character, encoding, and notation changes. This study audits four related repositories, 110 remote references, 10,000 synthetic payloads, and stored outputs from four defense configurations. It reconstructs the post-mutation protected value in 9,964 cases (99.64%). The existing three-layer stack left 2,060 cases unblocked (20.67%), whereas the configuration with Layer 0 left 706 (7.09%). Among 2,305 matched Korean pairs sharing the same PII type and source value, the baseline unblocked rate increased from 24.47% for original cases to 32.28% for mutations. The source-group equally weighted risk difference was 6.86 percentage points (95% cluster-bootstrap CI: 4.06-9.69). The increase was concentrated in target-changing transformations; no increase was demonstrated for target-preserving context changes. Layer 0 additionally blocked 1,354 cases missed by the baseline. A counter-audit found 29 candidates among 1,519 public-law units and 48 among 693 official medical, finance, support, and developer units, demonstrating context-dependent overblocking. Layer 0 is therefore necessary as an input control that normalizes and screens transformed Korean PII before later layers, but it is not sufficient by itself. Policy use requires post-mutation gold values, a single evaluator, independent human review, disclosed settings and versions, and external validation with operationally realistic data.</w:t>
+        <w:t>Korean personally identifiable information (PII) can bypass generative-AI guardrails through character, encoding, and notation changes. This study implements a multi-layer defense system that combines a normalization-based Layer 0, pattern detection, commercial guardrails, and an LLM judge, and compares four defense configurations using 10,000 synthetic payloads. It reconstructs the post-mutation protected value in 9,964 cases (99.64%). The existing three-layer stack left 2,060 cases unblocked (20.67%), whereas the configuration with Layer 0 left 706 (7.09%). Among 2,305 matched Korean pairs sharing the same PII type and source value, the baseline unblocked rate increased from 24.47% for original cases to 32.28% for mutations. The source-group equally weighted risk difference was 6.86 percentage points (95% cluster-bootstrap CI: 4.06-9.69). The increase was concentrated in target-changing transformations; no increase was demonstrated for target-preserving context changes. Layer 0 additionally blocked 1,354 cases missed by the baseline. Overblocking evaluation identified 29 candidates among 1,519 public-law units and 48 among 693 official medical, finance, support, and developer units, demonstrating context-dependent limitations. Layer 0 is therefore necessary as an input control that normalizes and screens transformed Korean PII before later layers, but it is not sufficient by itself. Policy use requires post-mutation gold values, a single evaluator, independent human review, disclosed settings and versions, and external validation with operationally realistic data.</w:t>
       </w:r>
     </w:p>
     <w:p>
